--- a/Docs/Definición de los eventos.docx
+++ b/Docs/Definición de los eventos.docx
@@ -15,6 +15,7 @@
       <w:r>
         <w:rPr>
           <w:rFonts w:ascii="Arial" w:hAnsi="Arial" w:cs="Arial"/>
+          <w:noProof/>
         </w:rPr>
         <w:drawing>
           <wp:anchor distT="0" distB="0" distL="114300" distR="114300" simplePos="0" relativeHeight="251659264" behindDoc="0" locked="0" layoutInCell="1" hidden="0" allowOverlap="1" wp14:anchorId="459CD696" wp14:editId="2CE10359">
@@ -159,7 +160,18 @@
           <w:sz w:val="30"/>
           <w:szCs w:val="30"/>
         </w:rPr>
-        <w:t>Curso IC 4</w:t>
+        <w:t>Curso IC 4700</w:t>
+      </w:r>
+      <w:r>
+        <w:rPr>
+          <w:rFonts w:ascii="Arial" w:eastAsia="Arial" w:hAnsi="Arial" w:cs="Arial"/>
+          <w:b/>
+          <w:bCs/>
+          <w:color w:val="000000"/>
+          <w:sz w:val="32"/>
+          <w:szCs w:val="32"/>
+        </w:rPr>
+        <w:t xml:space="preserve"> </w:t>
       </w:r>
       <w:r>
         <w:rPr>
@@ -170,9 +182,202 @@
           <w:sz w:val="30"/>
           <w:szCs w:val="30"/>
         </w:rPr>
-        <w:t>700</w:t>
-      </w:r>
-      <w:r>
+        <w:t>Lenguajes de programación</w:t>
+      </w:r>
+      <w:r>
+        <w:rPr>
+          <w:rFonts w:ascii="Arial" w:eastAsia="Arial" w:hAnsi="Arial" w:cs="Arial"/>
+          <w:color w:val="000000"/>
+          <w:sz w:val="32"/>
+          <w:szCs w:val="32"/>
+        </w:rPr>
+        <w:t> </w:t>
+      </w:r>
+    </w:p>
+    <w:p>
+      <w:pPr>
+        <w:spacing w:line="360" w:lineRule="auto"/>
+        <w:jc w:val="center"/>
+        <w:rPr>
+          <w:rFonts w:ascii="Arial" w:eastAsia="Arial" w:hAnsi="Arial" w:cs="Arial"/>
+          <w:sz w:val="32"/>
+          <w:szCs w:val="32"/>
+        </w:rPr>
+      </w:pPr>
+    </w:p>
+    <w:p>
+      <w:pPr>
+        <w:spacing w:line="360" w:lineRule="auto"/>
+        <w:jc w:val="center"/>
+        <w:rPr>
+          <w:rFonts w:ascii="Arial" w:eastAsia="Arial" w:hAnsi="Arial" w:cs="Arial"/>
+          <w:b/>
+          <w:bCs/>
+          <w:color w:val="000000"/>
+          <w:sz w:val="30"/>
+          <w:szCs w:val="30"/>
+        </w:rPr>
+      </w:pPr>
+      <w:r>
+        <w:rPr>
+          <w:rFonts w:ascii="Arial" w:eastAsia="Arial" w:hAnsi="Arial" w:cs="Arial"/>
+          <w:b/>
+          <w:bCs/>
+          <w:color w:val="000000"/>
+          <w:sz w:val="30"/>
+          <w:szCs w:val="30"/>
+        </w:rPr>
+        <w:t>Definición de los eventos</w:t>
+      </w:r>
+    </w:p>
+    <w:p>
+      <w:pPr>
+        <w:spacing w:line="360" w:lineRule="auto"/>
+        <w:jc w:val="center"/>
+        <w:rPr>
+          <w:rFonts w:ascii="Arial" w:eastAsia="Arial" w:hAnsi="Arial" w:cs="Arial"/>
+          <w:b/>
+          <w:bCs/>
+          <w:sz w:val="30"/>
+          <w:szCs w:val="30"/>
+        </w:rPr>
+      </w:pPr>
+    </w:p>
+    <w:p>
+      <w:pPr>
+        <w:spacing w:after="0" w:line="360" w:lineRule="auto"/>
+        <w:jc w:val="center"/>
+        <w:rPr>
+          <w:rFonts w:ascii="Arial" w:eastAsia="Arial" w:hAnsi="Arial" w:cs="Arial"/>
+        </w:rPr>
+      </w:pPr>
+      <w:r>
+        <w:rPr>
+          <w:rFonts w:ascii="Arial" w:eastAsia="Arial" w:hAnsi="Arial" w:cs="Arial"/>
+          <w:b/>
+          <w:bCs/>
+          <w:color w:val="000000"/>
+          <w:sz w:val="30"/>
+          <w:szCs w:val="30"/>
+        </w:rPr>
+        <w:t>Profesor:</w:t>
+      </w:r>
+    </w:p>
+    <w:p>
+      <w:pPr>
+        <w:spacing w:line="360" w:lineRule="auto"/>
+        <w:jc w:val="center"/>
+        <w:rPr>
+          <w:rFonts w:ascii="Arial" w:eastAsia="Arial" w:hAnsi="Arial" w:cs="Arial"/>
+          <w:color w:val="000000"/>
+          <w:sz w:val="30"/>
+          <w:szCs w:val="30"/>
+        </w:rPr>
+      </w:pPr>
+      <w:r>
+        <w:rPr>
+          <w:rFonts w:ascii="Arial" w:eastAsia="Arial" w:hAnsi="Arial" w:cs="Arial"/>
+          <w:color w:val="000000"/>
+          <w:sz w:val="30"/>
+          <w:szCs w:val="30"/>
+        </w:rPr>
+        <w:t>Oscar Víquez Acuña</w:t>
+      </w:r>
+    </w:p>
+    <w:p>
+      <w:pPr>
+        <w:spacing w:line="360" w:lineRule="auto"/>
+        <w:jc w:val="center"/>
+        <w:rPr>
+          <w:rFonts w:ascii="Arial" w:eastAsia="Arial" w:hAnsi="Arial" w:cs="Arial"/>
+          <w:b/>
+          <w:bCs/>
+          <w:color w:val="000000"/>
+          <w:sz w:val="30"/>
+          <w:szCs w:val="30"/>
+        </w:rPr>
+      </w:pPr>
+    </w:p>
+    <w:p>
+      <w:pPr>
+        <w:spacing w:after="0" w:line="360" w:lineRule="auto"/>
+        <w:jc w:val="center"/>
+        <w:rPr>
+          <w:rFonts w:ascii="Arial" w:eastAsia="Arial" w:hAnsi="Arial" w:cs="Arial"/>
+        </w:rPr>
+      </w:pPr>
+      <w:r>
+        <w:rPr>
+          <w:rFonts w:ascii="Arial" w:eastAsia="Arial" w:hAnsi="Arial" w:cs="Arial"/>
+          <w:b/>
+          <w:bCs/>
+          <w:color w:val="000000"/>
+          <w:sz w:val="30"/>
+          <w:szCs w:val="30"/>
+        </w:rPr>
+        <w:t>Estudiantes:</w:t>
+      </w:r>
+    </w:p>
+    <w:p>
+      <w:pPr>
+        <w:spacing w:after="0" w:line="360" w:lineRule="auto"/>
+        <w:jc w:val="center"/>
+        <w:rPr>
+          <w:rFonts w:ascii="Arial" w:eastAsia="Arial" w:hAnsi="Arial" w:cs="Arial"/>
+        </w:rPr>
+      </w:pPr>
+      <w:proofErr w:type="spellStart"/>
+      <w:r>
+        <w:rPr>
+          <w:rFonts w:ascii="Arial" w:eastAsia="Arial" w:hAnsi="Arial" w:cs="Arial"/>
+          <w:color w:val="000000"/>
+          <w:sz w:val="30"/>
+          <w:szCs w:val="30"/>
+        </w:rPr>
+        <w:t>Yovelky</w:t>
+      </w:r>
+      <w:proofErr w:type="spellEnd"/>
+      <w:r>
+        <w:rPr>
+          <w:rFonts w:ascii="Arial" w:eastAsia="Arial" w:hAnsi="Arial" w:cs="Arial"/>
+          <w:color w:val="000000"/>
+          <w:sz w:val="30"/>
+          <w:szCs w:val="30"/>
+        </w:rPr>
+        <w:t xml:space="preserve"> Delgado Solís</w:t>
+      </w:r>
+    </w:p>
+    <w:p>
+      <w:pPr>
+        <w:spacing w:after="0" w:line="360" w:lineRule="auto"/>
+        <w:jc w:val="center"/>
+        <w:rPr>
+          <w:rFonts w:ascii="Arial" w:eastAsia="Arial" w:hAnsi="Arial" w:cs="Arial"/>
+        </w:rPr>
+      </w:pPr>
+      <w:r>
+        <w:rPr>
+          <w:rFonts w:ascii="Arial" w:eastAsia="Arial" w:hAnsi="Arial" w:cs="Arial"/>
+          <w:color w:val="000000"/>
+          <w:sz w:val="30"/>
+          <w:szCs w:val="30"/>
+        </w:rPr>
+        <w:t>Sebastián Vargas Díaz</w:t>
+      </w:r>
+    </w:p>
+    <w:p>
+      <w:pPr>
+        <w:spacing w:after="0" w:line="360" w:lineRule="auto"/>
+        <w:jc w:val="left"/>
+        <w:rPr>
+          <w:rFonts w:ascii="Arial" w:eastAsia="Arial" w:hAnsi="Arial" w:cs="Arial"/>
+        </w:rPr>
+      </w:pPr>
+    </w:p>
+    <w:p>
+      <w:pPr>
+        <w:spacing w:line="360" w:lineRule="auto"/>
+        <w:jc w:val="center"/>
         <w:rPr>
           <w:rFonts w:ascii="Arial" w:eastAsia="Arial" w:hAnsi="Arial" w:cs="Arial"/>
           <w:b/>
@@ -181,213 +386,9 @@
           <w:sz w:val="32"/>
           <w:szCs w:val="32"/>
         </w:rPr>
-        <w:t xml:space="preserve"> </w:t>
-      </w:r>
-      <w:r>
-        <w:rPr>
-          <w:rFonts w:ascii="Arial" w:eastAsia="Arial" w:hAnsi="Arial" w:cs="Arial"/>
-          <w:b/>
-          <w:bCs/>
-          <w:color w:val="000000"/>
-          <w:sz w:val="30"/>
-          <w:szCs w:val="30"/>
-        </w:rPr>
-        <w:t>Lenguajes de programación</w:t>
-      </w:r>
-      <w:r>
-        <w:rPr>
-          <w:rFonts w:ascii="Arial" w:eastAsia="Arial" w:hAnsi="Arial" w:cs="Arial"/>
-          <w:color w:val="000000"/>
-          <w:sz w:val="32"/>
-          <w:szCs w:val="32"/>
-        </w:rPr>
-        <w:t> </w:t>
-      </w:r>
-    </w:p>
-    <w:p>
-      <w:pPr>
-        <w:spacing w:line="360" w:lineRule="auto"/>
-        <w:jc w:val="center"/>
-        <w:rPr>
-          <w:rFonts w:ascii="Arial" w:eastAsia="Arial" w:hAnsi="Arial" w:cs="Arial"/>
-          <w:sz w:val="32"/>
-          <w:szCs w:val="32"/>
-        </w:rPr>
-      </w:pPr>
-    </w:p>
-    <w:p>
-      <w:pPr>
-        <w:spacing w:line="360" w:lineRule="auto"/>
-        <w:jc w:val="center"/>
-        <w:rPr>
-          <w:rFonts w:ascii="Arial" w:eastAsia="Arial" w:hAnsi="Arial" w:cs="Arial"/>
-          <w:b/>
-          <w:bCs/>
-          <w:color w:val="000000"/>
-          <w:sz w:val="30"/>
-          <w:szCs w:val="30"/>
-        </w:rPr>
-      </w:pPr>
-      <w:r>
-        <w:rPr>
-          <w:rFonts w:ascii="Arial" w:eastAsia="Arial" w:hAnsi="Arial" w:cs="Arial"/>
-          <w:b/>
-          <w:bCs/>
-          <w:color w:val="000000"/>
-          <w:sz w:val="30"/>
-          <w:szCs w:val="30"/>
-        </w:rPr>
-        <w:t>Definición de los eventos</w:t>
-      </w:r>
-    </w:p>
-    <w:p>
-      <w:pPr>
-        <w:spacing w:line="360" w:lineRule="auto"/>
-        <w:jc w:val="center"/>
-        <w:rPr>
-          <w:rFonts w:ascii="Arial" w:eastAsia="Arial" w:hAnsi="Arial" w:cs="Arial"/>
-          <w:b/>
-          <w:bCs/>
-          <w:sz w:val="30"/>
-          <w:szCs w:val="30"/>
-        </w:rPr>
-      </w:pPr>
-    </w:p>
-    <w:p>
-      <w:pPr>
-        <w:spacing w:after="0" w:line="360" w:lineRule="auto"/>
-        <w:jc w:val="center"/>
-        <w:rPr>
-          <w:rFonts w:ascii="Arial" w:eastAsia="Arial" w:hAnsi="Arial" w:cs="Arial"/>
-        </w:rPr>
-      </w:pPr>
-      <w:r>
-        <w:rPr>
-          <w:rFonts w:ascii="Arial" w:eastAsia="Arial" w:hAnsi="Arial" w:cs="Arial"/>
-          <w:b/>
-          <w:bCs/>
-          <w:color w:val="000000"/>
-          <w:sz w:val="30"/>
-          <w:szCs w:val="30"/>
-        </w:rPr>
-        <w:t>Profesor:</w:t>
-      </w:r>
-    </w:p>
-    <w:p>
-      <w:pPr>
-        <w:spacing w:line="360" w:lineRule="auto"/>
-        <w:jc w:val="center"/>
-        <w:rPr>
-          <w:rFonts w:ascii="Arial" w:eastAsia="Arial" w:hAnsi="Arial" w:cs="Arial"/>
-          <w:color w:val="000000"/>
-          <w:sz w:val="30"/>
-          <w:szCs w:val="30"/>
-        </w:rPr>
-      </w:pPr>
-      <w:r>
-        <w:rPr>
-          <w:rFonts w:ascii="Arial" w:eastAsia="Arial" w:hAnsi="Arial" w:cs="Arial"/>
-          <w:color w:val="000000"/>
-          <w:sz w:val="30"/>
-          <w:szCs w:val="30"/>
-        </w:rPr>
-        <w:t>Oscar Víquez Acuña</w:t>
-      </w:r>
-    </w:p>
-    <w:p>
-      <w:pPr>
-        <w:spacing w:line="360" w:lineRule="auto"/>
-        <w:jc w:val="center"/>
-        <w:rPr>
-          <w:rFonts w:ascii="Arial" w:eastAsia="Arial" w:hAnsi="Arial" w:cs="Arial"/>
-          <w:b/>
-          <w:bCs/>
-          <w:color w:val="000000"/>
-          <w:sz w:val="30"/>
-          <w:szCs w:val="30"/>
-        </w:rPr>
-      </w:pPr>
-    </w:p>
-    <w:p>
-      <w:pPr>
-        <w:spacing w:after="0" w:line="360" w:lineRule="auto"/>
-        <w:jc w:val="center"/>
-        <w:rPr>
-          <w:rFonts w:ascii="Arial" w:eastAsia="Arial" w:hAnsi="Arial" w:cs="Arial"/>
-        </w:rPr>
-      </w:pPr>
-      <w:r>
-        <w:rPr>
-          <w:rFonts w:ascii="Arial" w:eastAsia="Arial" w:hAnsi="Arial" w:cs="Arial"/>
-          <w:b/>
-          <w:bCs/>
-          <w:color w:val="000000"/>
-          <w:sz w:val="30"/>
-          <w:szCs w:val="30"/>
-        </w:rPr>
-        <w:t>Estudiantes:</w:t>
-      </w:r>
-    </w:p>
-    <w:p>
-      <w:pPr>
-        <w:spacing w:after="0" w:line="360" w:lineRule="auto"/>
-        <w:jc w:val="center"/>
-        <w:rPr>
-          <w:rFonts w:ascii="Arial" w:eastAsia="Arial" w:hAnsi="Arial" w:cs="Arial"/>
-        </w:rPr>
       </w:pPr>
       <w:proofErr w:type="spellStart"/>
       <w:r>
-        <w:rPr>
-          <w:rFonts w:ascii="Arial" w:eastAsia="Arial" w:hAnsi="Arial" w:cs="Arial"/>
-          <w:color w:val="000000"/>
-          <w:sz w:val="30"/>
-          <w:szCs w:val="30"/>
-        </w:rPr>
-        <w:t>Yovelky</w:t>
-      </w:r>
-      <w:proofErr w:type="spellEnd"/>
-      <w:r>
-        <w:rPr>
-          <w:rFonts w:ascii="Arial" w:eastAsia="Arial" w:hAnsi="Arial" w:cs="Arial"/>
-          <w:color w:val="000000"/>
-          <w:sz w:val="30"/>
-          <w:szCs w:val="30"/>
-        </w:rPr>
-        <w:t xml:space="preserve"> Delgado Solís</w:t>
-      </w:r>
-    </w:p>
-    <w:p>
-      <w:pPr>
-        <w:spacing w:after="0" w:line="360" w:lineRule="auto"/>
-        <w:jc w:val="center"/>
-        <w:rPr>
-          <w:rFonts w:ascii="Arial" w:eastAsia="Arial" w:hAnsi="Arial" w:cs="Arial"/>
-        </w:rPr>
-      </w:pPr>
-      <w:r>
-        <w:rPr>
-          <w:rFonts w:ascii="Arial" w:eastAsia="Arial" w:hAnsi="Arial" w:cs="Arial"/>
-          <w:color w:val="000000"/>
-          <w:sz w:val="30"/>
-          <w:szCs w:val="30"/>
-        </w:rPr>
-        <w:t>Sebastián Vargas Díaz</w:t>
-      </w:r>
-    </w:p>
-    <w:p>
-      <w:pPr>
-        <w:spacing w:after="0" w:line="360" w:lineRule="auto"/>
-        <w:jc w:val="left"/>
-        <w:rPr>
-          <w:rFonts w:ascii="Arial" w:eastAsia="Arial" w:hAnsi="Arial" w:cs="Arial"/>
-        </w:rPr>
-      </w:pPr>
-    </w:p>
-    <w:p>
-      <w:pPr>
-        <w:spacing w:line="360" w:lineRule="auto"/>
-        <w:jc w:val="center"/>
         <w:rPr>
           <w:rFonts w:ascii="Arial" w:eastAsia="Arial" w:hAnsi="Arial" w:cs="Arial"/>
           <w:b/>
@@ -396,8 +397,9 @@
           <w:sz w:val="32"/>
           <w:szCs w:val="32"/>
         </w:rPr>
-      </w:pPr>
-      <w:proofErr w:type="spellStart"/>
+        <w:t>Il</w:t>
+      </w:r>
+      <w:proofErr w:type="spellEnd"/>
       <w:r>
         <w:rPr>
           <w:rFonts w:ascii="Arial" w:eastAsia="Arial" w:hAnsi="Arial" w:cs="Arial"/>
@@ -407,10 +409,13 @@
           <w:sz w:val="32"/>
           <w:szCs w:val="32"/>
         </w:rPr>
-        <w:t>Il</w:t>
-      </w:r>
-      <w:proofErr w:type="spellEnd"/>
-      <w:r>
+        <w:t xml:space="preserve"> Semestre</w:t>
+      </w:r>
+    </w:p>
+    <w:p>
+      <w:pPr>
+        <w:spacing w:line="360" w:lineRule="auto"/>
+        <w:jc w:val="center"/>
         <w:rPr>
           <w:rFonts w:ascii="Arial" w:eastAsia="Arial" w:hAnsi="Arial" w:cs="Arial"/>
           <w:b/>
@@ -419,12 +424,10 @@
           <w:sz w:val="32"/>
           <w:szCs w:val="32"/>
         </w:rPr>
-        <w:t xml:space="preserve"> Semestre</w:t>
-      </w:r>
-    </w:p>
-    <w:p>
-      <w:pPr>
-        <w:spacing w:line="360" w:lineRule="auto"/>
+      </w:pPr>
+    </w:p>
+    <w:p>
+      <w:pPr>
         <w:jc w:val="center"/>
         <w:rPr>
           <w:rFonts w:ascii="Arial" w:eastAsia="Arial" w:hAnsi="Arial" w:cs="Arial"/>
@@ -435,10 +438,7 @@
           <w:szCs w:val="32"/>
         </w:rPr>
       </w:pPr>
-    </w:p>
-    <w:p>
-      <w:pPr>
-        <w:jc w:val="center"/>
+      <w:r>
         <w:rPr>
           <w:rFonts w:ascii="Arial" w:eastAsia="Arial" w:hAnsi="Arial" w:cs="Arial"/>
           <w:b/>
@@ -447,16 +447,6 @@
           <w:sz w:val="32"/>
           <w:szCs w:val="32"/>
         </w:rPr>
-      </w:pPr>
-      <w:r>
-        <w:rPr>
-          <w:rFonts w:ascii="Arial" w:eastAsia="Arial" w:hAnsi="Arial" w:cs="Arial"/>
-          <w:b/>
-          <w:bCs/>
-          <w:color w:val="000000"/>
-          <w:sz w:val="32"/>
-          <w:szCs w:val="32"/>
-        </w:rPr>
         <w:t>Año 2026</w:t>
       </w:r>
     </w:p>
@@ -515,7 +505,25 @@
           <w:kern w:val="2"/>
           <w14:ligatures w14:val="standardContextual"/>
         </w:rPr>
-        <w:t xml:space="preserve"> trabajará con eventos que representan lo que sucede durante una partida. Por ejemplo, un movimiento en ajedrez, un tiro en baloncesto o una vuelta completada en una carrera. Estos registros permitirán conocer qué ocurrió, quién participó y en qué momento, para después calcular estadísticas y analizar situaciones de interés.</w:t>
+        <w:t xml:space="preserve"> trabajará con eventos que representan lo que sucede durante una partida. Por ejemplo, un movimiento en ajedrez, un tiro en baloncesto una vuelta completada en una carrera o una pastilla consumida en </w:t>
+      </w:r>
+      <w:proofErr w:type="spellStart"/>
+      <w:r>
+        <w:rPr>
+          <w:rFonts w:ascii="Arial" w:eastAsiaTheme="minorHAnsi" w:hAnsi="Arial" w:cs="Arial"/>
+          <w:kern w:val="2"/>
+          <w14:ligatures w14:val="standardContextual"/>
+        </w:rPr>
+        <w:t>Pac</w:t>
+      </w:r>
+      <w:proofErr w:type="spellEnd"/>
+      <w:r>
+        <w:rPr>
+          <w:rFonts w:ascii="Arial" w:eastAsiaTheme="minorHAnsi" w:hAnsi="Arial" w:cs="Arial"/>
+          <w:kern w:val="2"/>
+          <w14:ligatures w14:val="standardContextual"/>
+        </w:rPr>
+        <w:t>-Man. Estos registros permitirán conocer qué ocurrió, quién participó y en qué momento, para después calcular estadísticas y analizar situaciones de interés.</w:t>
       </w:r>
     </w:p>
     <w:p>
@@ -535,7 +543,15 @@
           <w:kern w:val="2"/>
           <w14:ligatures w14:val="standardContextual"/>
         </w:rPr>
-        <w:t>El proyecto no contempla desarrollar los videojuegos completos. En su lugar, se utilizará un simulador o archivos de prueba que generen eventos coherentes con cada juego.</w:t>
+        <w:t>El proyecto no contempla desarrollar los videojuegos completos. En su lugar, se utilizará un simulador o archivos de prueba que generen eventos coherentes con cada juego</w:t>
+      </w:r>
+      <w:r>
+        <w:rPr>
+          <w:rFonts w:ascii="Arial" w:eastAsiaTheme="minorHAnsi" w:hAnsi="Arial" w:cs="Arial"/>
+          <w:kern w:val="2"/>
+          <w14:ligatures w14:val="standardContextual"/>
+        </w:rPr>
+        <w:t>.</w:t>
       </w:r>
     </w:p>
     <w:p>
@@ -1829,6 +1845,47 @@
     <w:p>
       <w:pPr>
         <w:pStyle w:val="ListParagraph"/>
+        <w:numPr>
+          <w:ilvl w:val="0"/>
+          <w:numId w:val="2"/>
+        </w:numPr>
+        <w:spacing w:line="480" w:lineRule="auto"/>
+        <w:rPr>
+          <w:rFonts w:ascii="Arial" w:eastAsiaTheme="minorHAnsi" w:hAnsi="Arial" w:cs="Arial"/>
+          <w:kern w:val="2"/>
+          <w14:ligatures w14:val="standardContextual"/>
+        </w:rPr>
+      </w:pPr>
+      <w:r>
+        <w:rPr>
+          <w:rFonts w:ascii="Arial" w:eastAsiaTheme="minorHAnsi" w:hAnsi="Arial" w:cs="Arial"/>
+          <w:kern w:val="2"/>
+          <w14:ligatures w14:val="standardContextual"/>
+        </w:rPr>
+        <w:t xml:space="preserve">Un fantasma consumido en </w:t>
+      </w:r>
+      <w:proofErr w:type="spellStart"/>
+      <w:r>
+        <w:rPr>
+          <w:rFonts w:ascii="Arial" w:eastAsiaTheme="minorHAnsi" w:hAnsi="Arial" w:cs="Arial"/>
+          <w:kern w:val="2"/>
+          <w14:ligatures w14:val="standardContextual"/>
+        </w:rPr>
+        <w:t>Pac</w:t>
+      </w:r>
+      <w:proofErr w:type="spellEnd"/>
+      <w:r>
+        <w:rPr>
+          <w:rFonts w:ascii="Arial" w:eastAsiaTheme="minorHAnsi" w:hAnsi="Arial" w:cs="Arial"/>
+          <w:kern w:val="2"/>
+          <w14:ligatures w14:val="standardContextual"/>
+        </w:rPr>
+        <w:t>-Man referenciará la pastilla de poder que permitió consumirlo.</w:t>
+      </w:r>
+    </w:p>
+    <w:p>
+      <w:pPr>
+        <w:pStyle w:val="ListParagraph"/>
         <w:spacing w:line="480" w:lineRule="auto"/>
         <w:ind w:left="1080" w:firstLine="360"/>
         <w:rPr>
@@ -2114,8 +2171,20 @@
           <w:kern w:val="2"/>
           <w14:ligatures w14:val="standardContextual"/>
         </w:rPr>
-        <w:t>La información de estos eventos se adaptará al juego. En ajedrez se indicarán los colores y los relojes; en baloncesto, los equipos y períodos; y en carreras, los pilotos y las vueltas previstas. Al finalizar, se registrará el resultado de ajedrez, el marcador de baloncesto o la clasificación de la carrera</w:t>
-      </w:r>
+        <w:t>La información de estos eventos se adaptará al juego. En ajedrez se indicarán los colores y los relojes; en baloncesto, los equipos y períodos; en carreras, los pilotos y las vueltas previstas; y en Pac-Man, el jugador, el nivel inicial y las vidas disponibles. Al finalizar, se registrará el resultado de ajedrez, el marcador de baloncesto, la clasificación de la carrera o la puntuación obtenida y el motivo de finalización en Pac-Man.</w:t>
+      </w:r>
+    </w:p>
+    <w:p>
+      <w:pPr>
+        <w:pStyle w:val="ListParagraph"/>
+        <w:spacing w:before="240" w:line="480" w:lineRule="auto"/>
+        <w:ind w:left="1080" w:firstLine="360"/>
+        <w:rPr>
+          <w:rFonts w:ascii="Arial" w:eastAsiaTheme="minorHAnsi" w:hAnsi="Arial" w:cs="Arial"/>
+          <w:kern w:val="2"/>
+          <w14:ligatures w14:val="standardContextual"/>
+        </w:rPr>
+      </w:pPr>
       <w:r>
         <w:rPr>
           <w:rFonts w:ascii="Arial" w:eastAsiaTheme="minorHAnsi" w:hAnsi="Arial" w:cs="Arial"/>
@@ -2253,7 +2322,6 @@
           <w:b/>
           <w:bCs/>
         </w:rPr>
-        <w:lastRenderedPageBreak/>
         <w:t>Relaciones entre eventos y juegos</w:t>
       </w:r>
     </w:p>
@@ -2270,7 +2338,41 @@
         <w:rPr>
           <w:rFonts w:ascii="Arial" w:hAnsi="Arial" w:cs="Arial"/>
         </w:rPr>
-        <w:t>Se seleccionaron ajedrez, baloncesto y carreras porque permiten analizar dinámicas diferentes. Ajedrez se organiza por turnos, baloncesto combina acciones individuales y resultados por equipo, y carreras permite observar tiempos y cambios de posición.</w:t>
+        <w:t xml:space="preserve">Se seleccionaron ajedrez, baloncesto, carreras y </w:t>
+      </w:r>
+      <w:proofErr w:type="spellStart"/>
+      <w:r>
+        <w:rPr>
+          <w:rFonts w:ascii="Arial" w:hAnsi="Arial" w:cs="Arial"/>
+        </w:rPr>
+        <w:t>Pac</w:t>
+      </w:r>
+      <w:proofErr w:type="spellEnd"/>
+      <w:r>
+        <w:rPr>
+          <w:rFonts w:ascii="Arial" w:hAnsi="Arial" w:cs="Arial"/>
+        </w:rPr>
+        <w:t xml:space="preserve">-Man porque permiten analizar dinámicas diferentes. Ajedrez se organiza por turnos, baloncesto combina acciones individuales y resultados por equipo, y carreras permite observar tiempos y cambios de posición. </w:t>
+      </w:r>
+      <w:proofErr w:type="spellStart"/>
+      <w:r>
+        <w:rPr>
+          <w:rFonts w:ascii="Arial" w:hAnsi="Arial" w:cs="Arial"/>
+        </w:rPr>
+        <w:t>Pac</w:t>
+      </w:r>
+      <w:proofErr w:type="spellEnd"/>
+      <w:r>
+        <w:rPr>
+          <w:rFonts w:ascii="Arial" w:hAnsi="Arial" w:cs="Arial"/>
+        </w:rPr>
+        <w:t>-Man permite analizar puntuaciones, niveles y secuencias de acciones durante un efecto temporal</w:t>
+      </w:r>
+      <w:r>
+        <w:rPr>
+          <w:rFonts w:ascii="Arial" w:hAnsi="Arial" w:cs="Arial"/>
+        </w:rPr>
+        <w:t>.</w:t>
       </w:r>
     </w:p>
     <w:p>
@@ -2604,6 +2706,7 @@
                 <w:szCs w:val="24"/>
                 <w:lang w:val="en-US"/>
               </w:rPr>
+              <w:lastRenderedPageBreak/>
               <w:t>clockBeforeMs</w:t>
             </w:r>
             <w:proofErr w:type="spellEnd"/>
@@ -2658,6 +2761,7 @@
                 <w:sz w:val="24"/>
                 <w:szCs w:val="24"/>
               </w:rPr>
+              <w:lastRenderedPageBreak/>
               <w:t>PIECE_CAPTURED</w:t>
             </w:r>
           </w:p>
@@ -2810,7 +2914,6 @@
         <w:rPr>
           <w:rFonts w:ascii="Arial" w:hAnsi="Arial" w:cs="Arial"/>
         </w:rPr>
-        <w:lastRenderedPageBreak/>
         <w:t xml:space="preserve">Para simplificar el procesamiento, </w:t>
       </w:r>
       <w:proofErr w:type="spellStart"/>
@@ -2948,6 +3051,7 @@
         <w:rPr>
           <w:rFonts w:ascii="Arial" w:hAnsi="Arial" w:cs="Arial"/>
         </w:rPr>
+        <w:lastRenderedPageBreak/>
         <w:t>La simulación inicial no incluirá sustituciones. Además, se establecerá que un jugador queda fuera del partido al acumular cinco faltas personales.</w:t>
       </w:r>
     </w:p>
@@ -3355,7 +3459,6 @@
                 <w:sz w:val="24"/>
                 <w:szCs w:val="24"/>
               </w:rPr>
-              <w:lastRenderedPageBreak/>
               <w:t>REBOUND_COLLECTED</w:t>
             </w:r>
           </w:p>
@@ -3790,6 +3893,7 @@
         <w:rPr>
           <w:rFonts w:ascii="Arial" w:hAnsi="Arial" w:cs="Arial"/>
         </w:rPr>
+        <w:lastRenderedPageBreak/>
         <w:t>Los rebotes se clasificarán como ofensivos o defensivos y se relacionarán con un tiro fallado. No todos los fallos tendrán un rebote, ya que puede terminar el período o quedar otro tiro libre pendiente.</w:t>
       </w:r>
     </w:p>
@@ -3871,7 +3975,6 @@
           <w:b/>
           <w:bCs/>
         </w:rPr>
-        <w:lastRenderedPageBreak/>
         <w:t>Carreras</w:t>
       </w:r>
     </w:p>
@@ -4376,6 +4479,7 @@
                 <w:sz w:val="24"/>
                 <w:szCs w:val="24"/>
               </w:rPr>
+              <w:lastRenderedPageBreak/>
               <w:t>PENALTY_APPLIED</w:t>
             </w:r>
           </w:p>
@@ -4799,7 +4903,6 @@
         <w:rPr>
           <w:rFonts w:ascii="Arial" w:hAnsi="Arial" w:cs="Arial"/>
         </w:rPr>
-        <w:lastRenderedPageBreak/>
         <w:t xml:space="preserve">Primero se ordenarán los pilotos por su tiempo total, incluyendo las sanciones de tiempo. Después se aplicarán las sanciones de posiciones según el orden de </w:t>
       </w:r>
       <w:proofErr w:type="spellStart"/>
@@ -4845,6 +4948,853 @@
           <w:rFonts w:ascii="Arial" w:hAnsi="Arial" w:cs="Arial"/>
         </w:rPr>
         <w:t>La clasificación de MATCH_FINISHED deberá coincidir con la obtenida mediante estos cálculos.</w:t>
+      </w:r>
+    </w:p>
+    <w:p>
+      <w:pPr>
+        <w:pStyle w:val="ListParagraph"/>
+        <w:numPr>
+          <w:ilvl w:val="1"/>
+          <w:numId w:val="1"/>
+        </w:numPr>
+        <w:spacing w:after="0" w:line="480" w:lineRule="auto"/>
+        <w:rPr>
+          <w:rFonts w:ascii="Arial" w:hAnsi="Arial" w:cs="Arial"/>
+        </w:rPr>
+      </w:pPr>
+      <w:proofErr w:type="spellStart"/>
+      <w:r>
+        <w:rPr>
+          <w:rFonts w:ascii="Arial" w:hAnsi="Arial" w:cs="Arial"/>
+          <w:b/>
+          <w:bCs/>
+        </w:rPr>
+        <w:t>Pac</w:t>
+      </w:r>
+      <w:proofErr w:type="spellEnd"/>
+      <w:r>
+        <w:rPr>
+          <w:rFonts w:ascii="Arial" w:hAnsi="Arial" w:cs="Arial"/>
+          <w:b/>
+          <w:bCs/>
+        </w:rPr>
+        <w:t>-Man</w:t>
+      </w:r>
+    </w:p>
+    <w:p>
+      <w:pPr>
+        <w:pStyle w:val="ListParagraph"/>
+        <w:spacing w:line="480" w:lineRule="auto"/>
+        <w:ind w:firstLine="720"/>
+        <w:rPr>
+          <w:rFonts w:ascii="Arial" w:hAnsi="Arial" w:cs="Arial"/>
+        </w:rPr>
+      </w:pPr>
+      <w:r>
+        <w:rPr>
+          <w:rFonts w:ascii="Arial" w:hAnsi="Arial" w:cs="Arial"/>
+        </w:rPr>
+        <w:lastRenderedPageBreak/>
+        <w:t xml:space="preserve">En </w:t>
+      </w:r>
+      <w:proofErr w:type="spellStart"/>
+      <w:r>
+        <w:rPr>
+          <w:rFonts w:ascii="Arial" w:hAnsi="Arial" w:cs="Arial"/>
+        </w:rPr>
+        <w:t>Pac</w:t>
+      </w:r>
+      <w:proofErr w:type="spellEnd"/>
+      <w:r>
+        <w:rPr>
+          <w:rFonts w:ascii="Arial" w:hAnsi="Arial" w:cs="Arial"/>
+        </w:rPr>
+        <w:t>-Man se analizarán las pastillas consumidas, los fantasmas capturados, las vidas perdidas y los niveles completados. Se simularán partidas de un solo jugador, sin representar todos los movimientos del laberinto.</w:t>
+      </w:r>
+    </w:p>
+    <w:tbl>
+      <w:tblPr>
+        <w:tblStyle w:val="TableGrid"/>
+        <w:tblW w:w="9006" w:type="dxa"/>
+        <w:tblInd w:w="704" w:type="dxa"/>
+        <w:tblLook w:val="04A0" w:firstRow="1" w:lastRow="0" w:firstColumn="1" w:lastColumn="0" w:noHBand="0" w:noVBand="1"/>
+      </w:tblPr>
+      <w:tblGrid>
+        <w:gridCol w:w="3164"/>
+        <w:gridCol w:w="3244"/>
+        <w:gridCol w:w="2598"/>
+      </w:tblGrid>
+      <w:tr>
+        <w:tc>
+          <w:tcPr>
+            <w:tcW w:w="3119" w:type="dxa"/>
+            <w:shd w:val="clear" w:color="auto" w:fill="156082" w:themeFill="accent1"/>
+            <w:vAlign w:val="center"/>
+          </w:tcPr>
+          <w:p>
+            <w:pPr>
+              <w:pStyle w:val="ListParagraph"/>
+              <w:spacing w:line="480" w:lineRule="auto"/>
+              <w:ind w:left="0"/>
+              <w:jc w:val="left"/>
+              <w:rPr>
+                <w:rFonts w:ascii="Arial" w:hAnsi="Arial" w:cs="Arial"/>
+                <w:color w:val="FFFFFF" w:themeColor="background1"/>
+              </w:rPr>
+            </w:pPr>
+            <w:r>
+              <w:rPr>
+                <w:rFonts w:ascii="Arial" w:hAnsi="Arial" w:cs="Arial"/>
+                <w:b/>
+                <w:bCs/>
+                <w:color w:val="FFFFFF" w:themeColor="background1"/>
+              </w:rPr>
+              <w:t>Evento</w:t>
+            </w:r>
+          </w:p>
+        </w:tc>
+        <w:tc>
+          <w:tcPr>
+            <w:tcW w:w="3278" w:type="dxa"/>
+            <w:shd w:val="clear" w:color="auto" w:fill="156082" w:themeFill="accent1"/>
+            <w:vAlign w:val="center"/>
+          </w:tcPr>
+          <w:p>
+            <w:pPr>
+              <w:pStyle w:val="ListParagraph"/>
+              <w:spacing w:line="480" w:lineRule="auto"/>
+              <w:ind w:left="0"/>
+              <w:jc w:val="left"/>
+              <w:rPr>
+                <w:rFonts w:ascii="Arial" w:hAnsi="Arial" w:cs="Arial"/>
+                <w:color w:val="FFFFFF" w:themeColor="background1"/>
+              </w:rPr>
+            </w:pPr>
+            <w:r>
+              <w:rPr>
+                <w:rFonts w:ascii="Arial" w:hAnsi="Arial" w:cs="Arial"/>
+                <w:b/>
+                <w:bCs/>
+                <w:color w:val="FFFFFF" w:themeColor="background1"/>
+              </w:rPr>
+              <w:t>Qué registra</w:t>
+            </w:r>
+          </w:p>
+        </w:tc>
+        <w:tc>
+          <w:tcPr>
+            <w:tcW w:w="2609" w:type="dxa"/>
+            <w:shd w:val="clear" w:color="auto" w:fill="156082" w:themeFill="accent1"/>
+            <w:vAlign w:val="center"/>
+          </w:tcPr>
+          <w:p>
+            <w:pPr>
+              <w:pStyle w:val="ListParagraph"/>
+              <w:spacing w:line="480" w:lineRule="auto"/>
+              <w:ind w:left="0"/>
+              <w:jc w:val="left"/>
+              <w:rPr>
+                <w:rFonts w:ascii="Arial" w:hAnsi="Arial" w:cs="Arial"/>
+                <w:color w:val="FFFFFF" w:themeColor="background1"/>
+              </w:rPr>
+            </w:pPr>
+            <w:r>
+              <w:rPr>
+                <w:rFonts w:ascii="Arial" w:hAnsi="Arial" w:cs="Arial"/>
+                <w:b/>
+                <w:bCs/>
+                <w:color w:val="FFFFFF" w:themeColor="background1"/>
+              </w:rPr>
+              <w:t>Datos específicos</w:t>
+            </w:r>
+          </w:p>
+        </w:tc>
+      </w:tr>
+      <w:tr>
+        <w:tc>
+          <w:tcPr>
+            <w:tcW w:w="3119" w:type="dxa"/>
+            <w:vAlign w:val="center"/>
+          </w:tcPr>
+          <w:p>
+            <w:pPr>
+              <w:pStyle w:val="ListParagraph"/>
+              <w:spacing w:line="480" w:lineRule="auto"/>
+              <w:ind w:left="0"/>
+              <w:rPr>
+                <w:rFonts w:ascii="Arial" w:hAnsi="Arial" w:cs="Arial"/>
+              </w:rPr>
+            </w:pPr>
+            <w:r>
+              <w:rPr>
+                <w:rStyle w:val="HTMLCode"/>
+                <w:rFonts w:ascii="Arial" w:eastAsia="Aptos" w:hAnsi="Arial" w:cs="Arial"/>
+                <w:sz w:val="24"/>
+                <w:szCs w:val="24"/>
+              </w:rPr>
+              <w:t>PELLET_EATEN</w:t>
+            </w:r>
+          </w:p>
+        </w:tc>
+        <w:tc>
+          <w:tcPr>
+            <w:tcW w:w="3278" w:type="dxa"/>
+            <w:vAlign w:val="center"/>
+          </w:tcPr>
+          <w:p>
+            <w:pPr>
+              <w:pStyle w:val="ListParagraph"/>
+              <w:spacing w:line="480" w:lineRule="auto"/>
+              <w:ind w:left="0"/>
+              <w:rPr>
+                <w:rFonts w:ascii="Arial" w:hAnsi="Arial" w:cs="Arial"/>
+              </w:rPr>
+            </w:pPr>
+            <w:r>
+              <w:rPr>
+                <w:rFonts w:ascii="Arial" w:hAnsi="Arial" w:cs="Arial"/>
+              </w:rPr>
+              <w:t>Una pastilla normal consumida.</w:t>
+            </w:r>
+          </w:p>
+        </w:tc>
+        <w:tc>
+          <w:tcPr>
+            <w:tcW w:w="2609" w:type="dxa"/>
+            <w:vAlign w:val="center"/>
+          </w:tcPr>
+          <w:p>
+            <w:pPr>
+              <w:pStyle w:val="ListParagraph"/>
+              <w:spacing w:line="480" w:lineRule="auto"/>
+              <w:ind w:left="0"/>
+              <w:rPr>
+                <w:rFonts w:ascii="Arial" w:hAnsi="Arial" w:cs="Arial"/>
+              </w:rPr>
+            </w:pPr>
+            <w:proofErr w:type="spellStart"/>
+            <w:r>
+              <w:rPr>
+                <w:rStyle w:val="HTMLCode"/>
+                <w:rFonts w:ascii="Arial" w:eastAsia="Aptos" w:hAnsi="Arial" w:cs="Arial"/>
+                <w:sz w:val="24"/>
+                <w:szCs w:val="24"/>
+              </w:rPr>
+              <w:t>level</w:t>
+            </w:r>
+            <w:proofErr w:type="spellEnd"/>
+            <w:r>
+              <w:rPr>
+                <w:rStyle w:val="HTMLCode"/>
+                <w:rFonts w:ascii="Arial" w:eastAsia="Aptos" w:hAnsi="Arial" w:cs="Arial"/>
+                <w:sz w:val="24"/>
+                <w:szCs w:val="24"/>
+              </w:rPr>
+              <w:t xml:space="preserve">, </w:t>
+            </w:r>
+            <w:proofErr w:type="spellStart"/>
+            <w:r>
+              <w:rPr>
+                <w:rStyle w:val="HTMLCode"/>
+                <w:rFonts w:ascii="Arial" w:eastAsia="Aptos" w:hAnsi="Arial" w:cs="Arial"/>
+                <w:sz w:val="24"/>
+                <w:szCs w:val="24"/>
+              </w:rPr>
+              <w:t>pelletId</w:t>
+            </w:r>
+            <w:proofErr w:type="spellEnd"/>
+            <w:r>
+              <w:rPr>
+                <w:rStyle w:val="HTMLCode"/>
+                <w:rFonts w:ascii="Arial" w:eastAsia="Aptos" w:hAnsi="Arial" w:cs="Arial"/>
+                <w:sz w:val="24"/>
+                <w:szCs w:val="24"/>
+              </w:rPr>
+              <w:t>.</w:t>
+            </w:r>
+          </w:p>
+        </w:tc>
+      </w:tr>
+      <w:tr>
+        <w:tc>
+          <w:tcPr>
+            <w:tcW w:w="3119" w:type="dxa"/>
+            <w:vAlign w:val="center"/>
+          </w:tcPr>
+          <w:p>
+            <w:pPr>
+              <w:pStyle w:val="ListParagraph"/>
+              <w:spacing w:line="480" w:lineRule="auto"/>
+              <w:ind w:left="0"/>
+              <w:rPr>
+                <w:rFonts w:ascii="Arial" w:hAnsi="Arial" w:cs="Arial"/>
+              </w:rPr>
+            </w:pPr>
+            <w:r>
+              <w:rPr>
+                <w:rStyle w:val="HTMLCode"/>
+                <w:rFonts w:ascii="Arial" w:eastAsia="Aptos" w:hAnsi="Arial" w:cs="Arial"/>
+                <w:sz w:val="24"/>
+                <w:szCs w:val="24"/>
+              </w:rPr>
+              <w:t>POWER_UP_COLLECTED</w:t>
+            </w:r>
+          </w:p>
+        </w:tc>
+        <w:tc>
+          <w:tcPr>
+            <w:tcW w:w="3278" w:type="dxa"/>
+            <w:vAlign w:val="center"/>
+          </w:tcPr>
+          <w:p>
+            <w:pPr>
+              <w:pStyle w:val="ListParagraph"/>
+              <w:spacing w:line="480" w:lineRule="auto"/>
+              <w:ind w:left="0"/>
+              <w:rPr>
+                <w:rFonts w:ascii="Arial" w:hAnsi="Arial" w:cs="Arial"/>
+              </w:rPr>
+            </w:pPr>
+            <w:r>
+              <w:rPr>
+                <w:rFonts w:ascii="Arial" w:hAnsi="Arial" w:cs="Arial"/>
+              </w:rPr>
+              <w:t>Una pastilla de poder consumida.</w:t>
+            </w:r>
+          </w:p>
+        </w:tc>
+        <w:tc>
+          <w:tcPr>
+            <w:tcW w:w="2609" w:type="dxa"/>
+            <w:vAlign w:val="center"/>
+          </w:tcPr>
+          <w:p>
+            <w:pPr>
+              <w:pStyle w:val="ListParagraph"/>
+              <w:spacing w:line="480" w:lineRule="auto"/>
+              <w:ind w:left="0"/>
+              <w:rPr>
+                <w:rFonts w:ascii="Arial" w:hAnsi="Arial" w:cs="Arial"/>
+              </w:rPr>
+            </w:pPr>
+            <w:proofErr w:type="spellStart"/>
+            <w:r>
+              <w:rPr>
+                <w:rStyle w:val="HTMLCode"/>
+                <w:rFonts w:ascii="Arial" w:eastAsia="Aptos" w:hAnsi="Arial" w:cs="Arial"/>
+                <w:sz w:val="24"/>
+                <w:szCs w:val="24"/>
+              </w:rPr>
+              <w:t>level</w:t>
+            </w:r>
+            <w:proofErr w:type="spellEnd"/>
+            <w:r>
+              <w:rPr>
+                <w:rStyle w:val="HTMLCode"/>
+                <w:rFonts w:ascii="Arial" w:eastAsia="Aptos" w:hAnsi="Arial" w:cs="Arial"/>
+                <w:sz w:val="24"/>
+                <w:szCs w:val="24"/>
+              </w:rPr>
+              <w:t xml:space="preserve">, </w:t>
+            </w:r>
+            <w:proofErr w:type="spellStart"/>
+            <w:r>
+              <w:rPr>
+                <w:rStyle w:val="HTMLCode"/>
+                <w:rFonts w:ascii="Arial" w:eastAsia="Aptos" w:hAnsi="Arial" w:cs="Arial"/>
+                <w:sz w:val="24"/>
+                <w:szCs w:val="24"/>
+              </w:rPr>
+              <w:t>pelletId</w:t>
+            </w:r>
+            <w:proofErr w:type="spellEnd"/>
+            <w:r>
+              <w:rPr>
+                <w:rStyle w:val="HTMLCode"/>
+                <w:rFonts w:ascii="Arial" w:eastAsia="Aptos" w:hAnsi="Arial" w:cs="Arial"/>
+                <w:sz w:val="24"/>
+                <w:szCs w:val="24"/>
+              </w:rPr>
+              <w:t xml:space="preserve">, </w:t>
+            </w:r>
+            <w:proofErr w:type="spellStart"/>
+            <w:r>
+              <w:rPr>
+                <w:rStyle w:val="HTMLCode"/>
+                <w:rFonts w:ascii="Arial" w:eastAsia="Aptos" w:hAnsi="Arial" w:cs="Arial"/>
+                <w:sz w:val="24"/>
+                <w:szCs w:val="24"/>
+              </w:rPr>
+              <w:t>durationMs</w:t>
+            </w:r>
+            <w:proofErr w:type="spellEnd"/>
+            <w:r>
+              <w:rPr>
+                <w:rStyle w:val="HTMLCode"/>
+                <w:rFonts w:ascii="Arial" w:eastAsia="Aptos" w:hAnsi="Arial" w:cs="Arial"/>
+                <w:sz w:val="24"/>
+                <w:szCs w:val="24"/>
+              </w:rPr>
+              <w:t>.</w:t>
+            </w:r>
+          </w:p>
+        </w:tc>
+      </w:tr>
+      <w:tr>
+        <w:tc>
+          <w:tcPr>
+            <w:tcW w:w="3119" w:type="dxa"/>
+            <w:vAlign w:val="center"/>
+          </w:tcPr>
+          <w:p>
+            <w:pPr>
+              <w:pStyle w:val="ListParagraph"/>
+              <w:spacing w:line="480" w:lineRule="auto"/>
+              <w:ind w:left="0"/>
+              <w:rPr>
+                <w:rFonts w:ascii="Arial" w:hAnsi="Arial" w:cs="Arial"/>
+              </w:rPr>
+            </w:pPr>
+            <w:r>
+              <w:rPr>
+                <w:rStyle w:val="HTMLCode"/>
+                <w:rFonts w:ascii="Arial" w:eastAsia="Aptos" w:hAnsi="Arial" w:cs="Arial"/>
+                <w:sz w:val="24"/>
+                <w:szCs w:val="24"/>
+              </w:rPr>
+              <w:t>GHOST_EATEN</w:t>
+            </w:r>
+          </w:p>
+        </w:tc>
+        <w:tc>
+          <w:tcPr>
+            <w:tcW w:w="3278" w:type="dxa"/>
+            <w:vAlign w:val="center"/>
+          </w:tcPr>
+          <w:p>
+            <w:pPr>
+              <w:pStyle w:val="ListParagraph"/>
+              <w:spacing w:line="480" w:lineRule="auto"/>
+              <w:ind w:left="0"/>
+              <w:rPr>
+                <w:rFonts w:ascii="Arial" w:hAnsi="Arial" w:cs="Arial"/>
+              </w:rPr>
+            </w:pPr>
+            <w:r>
+              <w:rPr>
+                <w:rFonts w:ascii="Arial" w:hAnsi="Arial" w:cs="Arial"/>
+              </w:rPr>
+              <w:t>Un fantasma consumido durante un efecto de poder.</w:t>
+            </w:r>
+          </w:p>
+        </w:tc>
+        <w:tc>
+          <w:tcPr>
+            <w:tcW w:w="2609" w:type="dxa"/>
+            <w:vAlign w:val="center"/>
+          </w:tcPr>
+          <w:p>
+            <w:pPr>
+              <w:pStyle w:val="ListParagraph"/>
+              <w:spacing w:line="480" w:lineRule="auto"/>
+              <w:ind w:left="0"/>
+              <w:rPr>
+                <w:rFonts w:ascii="Arial" w:hAnsi="Arial" w:cs="Arial"/>
+              </w:rPr>
+            </w:pPr>
+            <w:proofErr w:type="spellStart"/>
+            <w:r>
+              <w:rPr>
+                <w:rStyle w:val="HTMLCode"/>
+                <w:rFonts w:ascii="Arial" w:eastAsia="Aptos" w:hAnsi="Arial" w:cs="Arial"/>
+                <w:sz w:val="24"/>
+                <w:szCs w:val="24"/>
+              </w:rPr>
+              <w:t>level</w:t>
+            </w:r>
+            <w:proofErr w:type="spellEnd"/>
+            <w:r>
+              <w:rPr>
+                <w:rStyle w:val="HTMLCode"/>
+                <w:rFonts w:ascii="Arial" w:eastAsia="Aptos" w:hAnsi="Arial" w:cs="Arial"/>
+                <w:sz w:val="24"/>
+                <w:szCs w:val="24"/>
+              </w:rPr>
+              <w:t xml:space="preserve">, </w:t>
+            </w:r>
+            <w:proofErr w:type="spellStart"/>
+            <w:r>
+              <w:rPr>
+                <w:rStyle w:val="HTMLCode"/>
+                <w:rFonts w:ascii="Arial" w:eastAsia="Aptos" w:hAnsi="Arial" w:cs="Arial"/>
+                <w:sz w:val="24"/>
+                <w:szCs w:val="24"/>
+              </w:rPr>
+              <w:t>ghostId</w:t>
+            </w:r>
+            <w:proofErr w:type="spellEnd"/>
+            <w:r>
+              <w:rPr>
+                <w:rStyle w:val="HTMLCode"/>
+                <w:rFonts w:ascii="Arial" w:eastAsia="Aptos" w:hAnsi="Arial" w:cs="Arial"/>
+                <w:sz w:val="24"/>
+                <w:szCs w:val="24"/>
+              </w:rPr>
+              <w:t xml:space="preserve">, </w:t>
+            </w:r>
+            <w:proofErr w:type="spellStart"/>
+            <w:r>
+              <w:rPr>
+                <w:rStyle w:val="HTMLCode"/>
+                <w:rFonts w:ascii="Arial" w:eastAsia="Aptos" w:hAnsi="Arial" w:cs="Arial"/>
+                <w:sz w:val="24"/>
+                <w:szCs w:val="24"/>
+              </w:rPr>
+              <w:t>powerUpEventId</w:t>
+            </w:r>
+            <w:proofErr w:type="spellEnd"/>
+            <w:r>
+              <w:rPr>
+                <w:rStyle w:val="HTMLCode"/>
+                <w:rFonts w:ascii="Arial" w:eastAsia="Aptos" w:hAnsi="Arial" w:cs="Arial"/>
+                <w:sz w:val="24"/>
+                <w:szCs w:val="24"/>
+              </w:rPr>
+              <w:t>.</w:t>
+            </w:r>
+          </w:p>
+        </w:tc>
+      </w:tr>
+      <w:tr>
+        <w:tc>
+          <w:tcPr>
+            <w:tcW w:w="3119" w:type="dxa"/>
+            <w:vAlign w:val="center"/>
+          </w:tcPr>
+          <w:p>
+            <w:pPr>
+              <w:pStyle w:val="ListParagraph"/>
+              <w:spacing w:line="480" w:lineRule="auto"/>
+              <w:ind w:left="0"/>
+              <w:rPr>
+                <w:rFonts w:ascii="Arial" w:hAnsi="Arial" w:cs="Arial"/>
+              </w:rPr>
+            </w:pPr>
+            <w:r>
+              <w:rPr>
+                <w:rStyle w:val="HTMLCode"/>
+                <w:rFonts w:ascii="Arial" w:eastAsia="Aptos" w:hAnsi="Arial" w:cs="Arial"/>
+                <w:sz w:val="24"/>
+                <w:szCs w:val="24"/>
+              </w:rPr>
+              <w:t>LIFE_LOST</w:t>
+            </w:r>
+          </w:p>
+        </w:tc>
+        <w:tc>
+          <w:tcPr>
+            <w:tcW w:w="3278" w:type="dxa"/>
+            <w:vAlign w:val="center"/>
+          </w:tcPr>
+          <w:p>
+            <w:pPr>
+              <w:pStyle w:val="ListParagraph"/>
+              <w:spacing w:line="480" w:lineRule="auto"/>
+              <w:ind w:left="0"/>
+              <w:rPr>
+                <w:rFonts w:ascii="Arial" w:hAnsi="Arial" w:cs="Arial"/>
+              </w:rPr>
+            </w:pPr>
+            <w:r>
+              <w:rPr>
+                <w:rFonts w:ascii="Arial" w:hAnsi="Arial" w:cs="Arial"/>
+              </w:rPr>
+              <w:t>Una vida perdida.</w:t>
+            </w:r>
+          </w:p>
+        </w:tc>
+        <w:tc>
+          <w:tcPr>
+            <w:tcW w:w="2609" w:type="dxa"/>
+            <w:vAlign w:val="center"/>
+          </w:tcPr>
+          <w:p>
+            <w:pPr>
+              <w:pStyle w:val="ListParagraph"/>
+              <w:spacing w:line="480" w:lineRule="auto"/>
+              <w:ind w:left="0"/>
+              <w:rPr>
+                <w:rFonts w:ascii="Arial" w:hAnsi="Arial" w:cs="Arial"/>
+              </w:rPr>
+            </w:pPr>
+            <w:proofErr w:type="spellStart"/>
+            <w:r>
+              <w:rPr>
+                <w:rStyle w:val="HTMLCode"/>
+                <w:rFonts w:ascii="Arial" w:eastAsia="Aptos" w:hAnsi="Arial" w:cs="Arial"/>
+                <w:sz w:val="24"/>
+                <w:szCs w:val="24"/>
+              </w:rPr>
+              <w:t>level</w:t>
+            </w:r>
+            <w:proofErr w:type="spellEnd"/>
+            <w:r>
+              <w:rPr>
+                <w:rStyle w:val="HTMLCode"/>
+                <w:rFonts w:ascii="Arial" w:eastAsia="Aptos" w:hAnsi="Arial" w:cs="Arial"/>
+                <w:sz w:val="24"/>
+                <w:szCs w:val="24"/>
+              </w:rPr>
+              <w:t xml:space="preserve">, cause, </w:t>
+            </w:r>
+            <w:proofErr w:type="spellStart"/>
+            <w:r>
+              <w:rPr>
+                <w:rStyle w:val="HTMLCode"/>
+                <w:rFonts w:ascii="Arial" w:eastAsia="Aptos" w:hAnsi="Arial" w:cs="Arial"/>
+                <w:sz w:val="24"/>
+                <w:szCs w:val="24"/>
+              </w:rPr>
+              <w:t>livesRemaining</w:t>
+            </w:r>
+            <w:proofErr w:type="spellEnd"/>
+            <w:r>
+              <w:rPr>
+                <w:rStyle w:val="HTMLCode"/>
+                <w:rFonts w:ascii="Arial" w:eastAsia="Aptos" w:hAnsi="Arial" w:cs="Arial"/>
+                <w:sz w:val="24"/>
+                <w:szCs w:val="24"/>
+              </w:rPr>
+              <w:t>.</w:t>
+            </w:r>
+          </w:p>
+        </w:tc>
+      </w:tr>
+      <w:tr>
+        <w:tc>
+          <w:tcPr>
+            <w:tcW w:w="3119" w:type="dxa"/>
+            <w:vAlign w:val="center"/>
+          </w:tcPr>
+          <w:p>
+            <w:pPr>
+              <w:pStyle w:val="ListParagraph"/>
+              <w:spacing w:line="480" w:lineRule="auto"/>
+              <w:ind w:left="0"/>
+              <w:rPr>
+                <w:rFonts w:ascii="Arial" w:hAnsi="Arial" w:cs="Arial"/>
+              </w:rPr>
+            </w:pPr>
+            <w:r>
+              <w:rPr>
+                <w:rStyle w:val="HTMLCode"/>
+                <w:rFonts w:ascii="Arial" w:eastAsia="Aptos" w:hAnsi="Arial" w:cs="Arial"/>
+                <w:sz w:val="24"/>
+                <w:szCs w:val="24"/>
+              </w:rPr>
+              <w:t>LEVEL_COMPLETED</w:t>
+            </w:r>
+          </w:p>
+        </w:tc>
+        <w:tc>
+          <w:tcPr>
+            <w:tcW w:w="3278" w:type="dxa"/>
+            <w:vAlign w:val="center"/>
+          </w:tcPr>
+          <w:p>
+            <w:pPr>
+              <w:pStyle w:val="ListParagraph"/>
+              <w:spacing w:line="480" w:lineRule="auto"/>
+              <w:ind w:left="0"/>
+              <w:rPr>
+                <w:rFonts w:ascii="Arial" w:hAnsi="Arial" w:cs="Arial"/>
+              </w:rPr>
+            </w:pPr>
+            <w:r>
+              <w:rPr>
+                <w:rFonts w:ascii="Arial" w:hAnsi="Arial" w:cs="Arial"/>
+              </w:rPr>
+              <w:t>Un nivel completado.</w:t>
+            </w:r>
+          </w:p>
+        </w:tc>
+        <w:tc>
+          <w:tcPr>
+            <w:tcW w:w="2609" w:type="dxa"/>
+            <w:vAlign w:val="center"/>
+          </w:tcPr>
+          <w:p>
+            <w:pPr>
+              <w:pStyle w:val="ListParagraph"/>
+              <w:spacing w:line="480" w:lineRule="auto"/>
+              <w:ind w:left="0"/>
+              <w:rPr>
+                <w:rFonts w:ascii="Arial" w:hAnsi="Arial" w:cs="Arial"/>
+              </w:rPr>
+            </w:pPr>
+            <w:proofErr w:type="spellStart"/>
+            <w:r>
+              <w:rPr>
+                <w:rStyle w:val="HTMLCode"/>
+                <w:rFonts w:ascii="Arial" w:eastAsia="Aptos" w:hAnsi="Arial" w:cs="Arial"/>
+                <w:sz w:val="24"/>
+                <w:szCs w:val="24"/>
+              </w:rPr>
+              <w:t>level</w:t>
+            </w:r>
+            <w:proofErr w:type="spellEnd"/>
+            <w:r>
+              <w:rPr>
+                <w:rStyle w:val="HTMLCode"/>
+                <w:rFonts w:ascii="Arial" w:eastAsia="Aptos" w:hAnsi="Arial" w:cs="Arial"/>
+                <w:sz w:val="24"/>
+                <w:szCs w:val="24"/>
+              </w:rPr>
+              <w:t>.</w:t>
+            </w:r>
+          </w:p>
+        </w:tc>
+      </w:tr>
+    </w:tbl>
+    <w:p>
+      <w:pPr>
+        <w:pStyle w:val="ListParagraph"/>
+        <w:spacing w:before="240" w:line="480" w:lineRule="auto"/>
+        <w:ind w:firstLine="720"/>
+        <w:rPr>
+          <w:rFonts w:ascii="Arial" w:hAnsi="Arial" w:cs="Arial"/>
+        </w:rPr>
+      </w:pPr>
+      <w:r>
+        <w:rPr>
+          <w:rFonts w:ascii="Arial" w:hAnsi="Arial" w:cs="Arial"/>
+        </w:rPr>
+        <w:t>Para esta simulación, cada pastilla normal otorgará 10 puntos y cada pastilla de poder, 50. Los fantasmas consumidos durante un mismo efecto otorgarán 200, 400, 800 y 1600 puntos según su orden. No se incluirán frutas ni vidas adicionales.</w:t>
+      </w:r>
+    </w:p>
+    <w:p>
+      <w:pPr>
+        <w:pStyle w:val="ListParagraph"/>
+        <w:spacing w:before="240" w:line="480" w:lineRule="auto"/>
+        <w:ind w:firstLine="720"/>
+        <w:rPr>
+          <w:rFonts w:ascii="Arial" w:hAnsi="Arial" w:cs="Arial"/>
+        </w:rPr>
+      </w:pPr>
+      <w:proofErr w:type="spellStart"/>
+      <w:r>
+        <w:rPr>
+          <w:rFonts w:ascii="Arial" w:hAnsi="Arial" w:cs="Arial"/>
+        </w:rPr>
+        <w:t>powerUpEventId</w:t>
+      </w:r>
+      <w:proofErr w:type="spellEnd"/>
+      <w:r>
+        <w:rPr>
+          <w:rFonts w:ascii="Arial" w:hAnsi="Arial" w:cs="Arial"/>
+        </w:rPr>
+        <w:t xml:space="preserve"> referenciará un evento POWER_UP_COLLECTED de la misma partida y jugador. Su efecto estará activo desde su </w:t>
+      </w:r>
+      <w:proofErr w:type="spellStart"/>
+      <w:r>
+        <w:rPr>
+          <w:rFonts w:ascii="Arial" w:hAnsi="Arial" w:cs="Arial"/>
+        </w:rPr>
+        <w:t>timestamp</w:t>
+      </w:r>
+      <w:proofErr w:type="spellEnd"/>
+      <w:r>
+        <w:rPr>
+          <w:rFonts w:ascii="Arial" w:hAnsi="Arial" w:cs="Arial"/>
+        </w:rPr>
+        <w:t xml:space="preserve"> hasta antes de </w:t>
+      </w:r>
+      <w:proofErr w:type="spellStart"/>
+      <w:r>
+        <w:rPr>
+          <w:rFonts w:ascii="Arial" w:hAnsi="Arial" w:cs="Arial"/>
+        </w:rPr>
+        <w:t>timestamp</w:t>
+      </w:r>
+      <w:proofErr w:type="spellEnd"/>
+      <w:r>
+        <w:rPr>
+          <w:rFonts w:ascii="Arial" w:hAnsi="Arial" w:cs="Arial"/>
+        </w:rPr>
+        <w:t xml:space="preserve"> + </w:t>
+      </w:r>
+      <w:proofErr w:type="spellStart"/>
+      <w:r>
+        <w:rPr>
+          <w:rFonts w:ascii="Arial" w:hAnsi="Arial" w:cs="Arial"/>
+        </w:rPr>
+        <w:t>durationMs</w:t>
+      </w:r>
+      <w:proofErr w:type="spellEnd"/>
+      <w:r>
+        <w:rPr>
+          <w:rFonts w:ascii="Arial" w:hAnsi="Arial" w:cs="Arial"/>
+        </w:rPr>
+        <w:t>; una nueva pastilla de poder, LIFE_LOST o LEVEL_COMPLETED terminará el efecto anterior. La nueva pastilla reiniciará la secuencia de puntuación de fantasmas.</w:t>
+      </w:r>
+    </w:p>
+    <w:p>
+      <w:pPr>
+        <w:pStyle w:val="ListParagraph"/>
+        <w:spacing w:before="240" w:line="480" w:lineRule="auto"/>
+        <w:ind w:firstLine="720"/>
+        <w:rPr>
+          <w:rFonts w:ascii="Arial" w:hAnsi="Arial" w:cs="Arial"/>
+        </w:rPr>
+      </w:pPr>
+      <w:r>
+        <w:rPr>
+          <w:rFonts w:ascii="Arial" w:hAnsi="Arial" w:cs="Arial"/>
+        </w:rPr>
+        <w:lastRenderedPageBreak/>
+        <w:t xml:space="preserve">Cada </w:t>
+      </w:r>
+      <w:proofErr w:type="spellStart"/>
+      <w:r>
+        <w:rPr>
+          <w:rFonts w:ascii="Arial" w:hAnsi="Arial" w:cs="Arial"/>
+        </w:rPr>
+        <w:t>pelletId</w:t>
+      </w:r>
+      <w:proofErr w:type="spellEnd"/>
+      <w:r>
+        <w:rPr>
+          <w:rFonts w:ascii="Arial" w:hAnsi="Arial" w:cs="Arial"/>
+        </w:rPr>
+        <w:t xml:space="preserve"> será único dentro de su nivel. Durante un mismo efecto se permitirá consumir una sola vez cada uno de los cuatro </w:t>
+      </w:r>
+      <w:proofErr w:type="spellStart"/>
+      <w:r>
+        <w:rPr>
+          <w:rFonts w:ascii="Arial" w:hAnsi="Arial" w:cs="Arial"/>
+        </w:rPr>
+        <w:t>ghostId</w:t>
+      </w:r>
+      <w:proofErr w:type="spellEnd"/>
+      <w:r>
+        <w:rPr>
+          <w:rFonts w:ascii="Arial" w:hAnsi="Arial" w:cs="Arial"/>
+        </w:rPr>
+        <w:t xml:space="preserve">: BLINKY, PINKY, INKY y CLYDE. Los niveles avanzarán de uno en uno y </w:t>
+      </w:r>
+      <w:proofErr w:type="spellStart"/>
+      <w:r>
+        <w:rPr>
+          <w:rFonts w:ascii="Arial" w:hAnsi="Arial" w:cs="Arial"/>
+        </w:rPr>
+        <w:t>livesRemaining</w:t>
+      </w:r>
+      <w:proofErr w:type="spellEnd"/>
+      <w:r>
+        <w:rPr>
+          <w:rFonts w:ascii="Arial" w:hAnsi="Arial" w:cs="Arial"/>
+        </w:rPr>
+        <w:t xml:space="preserve"> disminuirá en uno por cada LIFE_LOST. Al llegar a cero, solamente se aceptará MATCH_FINISHED.</w:t>
       </w:r>
     </w:p>
     <w:p>
@@ -5159,7 +6109,6 @@
               <w:rPr>
                 <w:rFonts w:ascii="Arial" w:hAnsi="Arial" w:cs="Arial"/>
               </w:rPr>
-              <w:lastRenderedPageBreak/>
               <w:t>Tiempo promedio de decisión</w:t>
             </w:r>
           </w:p>
@@ -5268,6 +6217,7 @@
               <w:rPr>
                 <w:rFonts w:ascii="Arial" w:hAnsi="Arial" w:cs="Arial"/>
               </w:rPr>
+              <w:lastRenderedPageBreak/>
               <w:t>Movimientos totales</w:t>
             </w:r>
           </w:p>
@@ -5443,6 +6393,18 @@
         </w:rPr>
         <w:t>Esta regla permitirá identificar una situación de tiempo reducido, pero no determinar si las decisiones fueron buenas o malas.</w:t>
       </w:r>
+    </w:p>
+    <w:p>
+      <w:pPr>
+        <w:pStyle w:val="ListParagraph"/>
+        <w:spacing w:after="0" w:line="480" w:lineRule="auto"/>
+        <w:ind w:left="1080" w:firstLine="360"/>
+        <w:jc w:val="left"/>
+        <w:outlineLvl w:val="1"/>
+        <w:rPr>
+          <w:rFonts w:ascii="Arial" w:eastAsia="Times New Roman" w:hAnsi="Arial" w:cs="Arial"/>
+        </w:rPr>
+      </w:pPr>
     </w:p>
     <w:p>
       <w:pPr>
@@ -5600,7 +6562,6 @@
               </w:rPr>
             </w:pPr>
             <w:r>
-              <w:lastRenderedPageBreak/>
               <w:t>Asistencias, rebotes, pérdidas y faltas</w:t>
             </w:r>
           </w:p>
@@ -5645,6 +6606,7 @@
               </w:rPr>
             </w:pPr>
             <w:r>
+              <w:lastRenderedPageBreak/>
               <w:t>Marcador por equipo</w:t>
             </w:r>
           </w:p>
@@ -5954,7 +6916,6 @@
         <w:rPr>
           <w:rFonts w:ascii="Arial" w:eastAsia="Times New Roman" w:hAnsi="Arial" w:cs="Arial"/>
         </w:rPr>
-        <w:lastRenderedPageBreak/>
         <w:t>También se identificará el momento en que un jugador alcance su quinta falta personal, para comprobar que no participe en acciones posteriores</w:t>
       </w:r>
     </w:p>
@@ -6021,6 +6982,7 @@
                 <w:bCs/>
                 <w:color w:val="FFFFFF" w:themeColor="background1"/>
               </w:rPr>
+              <w:lastRenderedPageBreak/>
               <w:t>Estadística</w:t>
             </w:r>
           </w:p>
@@ -6503,7 +7465,6 @@
         <w:rPr>
           <w:rFonts w:ascii="Arial" w:eastAsia="Times New Roman" w:hAnsi="Arial" w:cs="Arial"/>
         </w:rPr>
-        <w:lastRenderedPageBreak/>
         <w:t>Se detectará una remontada cuando un piloto termine una vuelta en la última posición y finalmente gane según la clasificación definitiva.</w:t>
       </w:r>
     </w:p>
@@ -6521,7 +7482,600 @@
         <w:rPr>
           <w:rFonts w:ascii="Arial" w:eastAsia="Times New Roman" w:hAnsi="Arial" w:cs="Arial"/>
         </w:rPr>
+        <w:lastRenderedPageBreak/>
         <w:t>Las posiciones de sanción acumuladas y el cambio real de puesto se mostrarán por separado, porque no siempre serán iguales.</w:t>
+      </w:r>
+    </w:p>
+    <w:p>
+      <w:pPr>
+        <w:pStyle w:val="ListParagraph"/>
+        <w:numPr>
+          <w:ilvl w:val="1"/>
+          <w:numId w:val="1"/>
+        </w:numPr>
+        <w:spacing w:after="0" w:line="480" w:lineRule="auto"/>
+        <w:outlineLvl w:val="1"/>
+        <w:rPr>
+          <w:rFonts w:ascii="Arial" w:eastAsia="Times New Roman" w:hAnsi="Arial" w:cs="Arial"/>
+        </w:rPr>
+      </w:pPr>
+      <w:r>
+        <w:rPr>
+          <w:rFonts w:ascii="Arial" w:eastAsia="Times New Roman" w:hAnsi="Arial" w:cs="Arial"/>
+          <w:b/>
+          <w:bCs/>
+        </w:rPr>
+        <w:t>Estadísticas</w:t>
+      </w:r>
+      <w:r>
+        <w:rPr>
+          <w:rFonts w:ascii="Arial" w:eastAsia="Times New Roman" w:hAnsi="Arial" w:cs="Arial"/>
+          <w:b/>
+          <w:bCs/>
+        </w:rPr>
+        <w:t xml:space="preserve"> de </w:t>
+      </w:r>
+      <w:proofErr w:type="spellStart"/>
+      <w:r>
+        <w:rPr>
+          <w:rFonts w:ascii="Arial" w:eastAsia="Times New Roman" w:hAnsi="Arial" w:cs="Arial"/>
+          <w:b/>
+          <w:bCs/>
+        </w:rPr>
+        <w:t>Pac</w:t>
+      </w:r>
+      <w:proofErr w:type="spellEnd"/>
+      <w:r>
+        <w:rPr>
+          <w:rFonts w:ascii="Arial" w:eastAsia="Times New Roman" w:hAnsi="Arial" w:cs="Arial"/>
+          <w:b/>
+          <w:bCs/>
+        </w:rPr>
+        <w:t>-Man</w:t>
+      </w:r>
+    </w:p>
+    <w:tbl>
+      <w:tblPr>
+        <w:tblStyle w:val="TableGrid"/>
+        <w:tblW w:w="0" w:type="auto"/>
+        <w:tblInd w:w="1080" w:type="dxa"/>
+        <w:tblLook w:val="04A0" w:firstRow="1" w:lastRow="0" w:firstColumn="1" w:lastColumn="0" w:noHBand="0" w:noVBand="1"/>
+      </w:tblPr>
+      <w:tblGrid>
+        <w:gridCol w:w="4135"/>
+        <w:gridCol w:w="4135"/>
+      </w:tblGrid>
+      <w:tr>
+        <w:tc>
+          <w:tcPr>
+            <w:tcW w:w="4135" w:type="dxa"/>
+            <w:shd w:val="clear" w:color="auto" w:fill="156082" w:themeFill="accent1"/>
+            <w:vAlign w:val="center"/>
+          </w:tcPr>
+          <w:p>
+            <w:pPr>
+              <w:spacing w:before="100" w:beforeAutospacing="1" w:after="100" w:afterAutospacing="1" w:line="480" w:lineRule="auto"/>
+              <w:jc w:val="left"/>
+              <w:outlineLvl w:val="1"/>
+              <w:rPr>
+                <w:rFonts w:ascii="Arial" w:eastAsia="Times New Roman" w:hAnsi="Arial" w:cs="Arial"/>
+                <w:b/>
+                <w:bCs/>
+                <w:color w:val="FFFFFF" w:themeColor="background1"/>
+              </w:rPr>
+            </w:pPr>
+            <w:r>
+              <w:rPr>
+                <w:b/>
+                <w:bCs/>
+                <w:color w:val="FFFFFF" w:themeColor="background1"/>
+              </w:rPr>
+              <w:t>Estadística</w:t>
+            </w:r>
+          </w:p>
+        </w:tc>
+        <w:tc>
+          <w:tcPr>
+            <w:tcW w:w="4135" w:type="dxa"/>
+            <w:shd w:val="clear" w:color="auto" w:fill="156082" w:themeFill="accent1"/>
+            <w:vAlign w:val="center"/>
+          </w:tcPr>
+          <w:p>
+            <w:pPr>
+              <w:pStyle w:val="ListParagraph"/>
+              <w:spacing w:before="100" w:beforeAutospacing="1" w:after="100" w:afterAutospacing="1" w:line="480" w:lineRule="auto"/>
+              <w:ind w:left="0"/>
+              <w:jc w:val="left"/>
+              <w:outlineLvl w:val="1"/>
+              <w:rPr>
+                <w:rFonts w:ascii="Arial" w:eastAsia="Times New Roman" w:hAnsi="Arial" w:cs="Arial"/>
+                <w:b/>
+                <w:bCs/>
+                <w:color w:val="FFFFFF" w:themeColor="background1"/>
+              </w:rPr>
+            </w:pPr>
+            <w:r>
+              <w:rPr>
+                <w:b/>
+                <w:bCs/>
+                <w:color w:val="FFFFFF" w:themeColor="background1"/>
+              </w:rPr>
+              <w:t>Cómo se obtiene</w:t>
+            </w:r>
+          </w:p>
+        </w:tc>
+      </w:tr>
+      <w:tr>
+        <w:tc>
+          <w:tcPr>
+            <w:tcW w:w="4135" w:type="dxa"/>
+            <w:vAlign w:val="center"/>
+          </w:tcPr>
+          <w:p>
+            <w:pPr>
+              <w:pStyle w:val="ListParagraph"/>
+              <w:spacing w:before="100" w:beforeAutospacing="1" w:after="100" w:afterAutospacing="1" w:line="480" w:lineRule="auto"/>
+              <w:ind w:left="0"/>
+              <w:jc w:val="left"/>
+              <w:outlineLvl w:val="1"/>
+              <w:rPr>
+                <w:rFonts w:ascii="Arial" w:eastAsia="Times New Roman" w:hAnsi="Arial" w:cs="Arial"/>
+                <w:b/>
+                <w:bCs/>
+              </w:rPr>
+            </w:pPr>
+            <w:r>
+              <w:t>Pastillas normales y de poder</w:t>
+            </w:r>
+          </w:p>
+        </w:tc>
+        <w:tc>
+          <w:tcPr>
+            <w:tcW w:w="4135" w:type="dxa"/>
+            <w:vAlign w:val="center"/>
+          </w:tcPr>
+          <w:p>
+            <w:pPr>
+              <w:pStyle w:val="ListParagraph"/>
+              <w:spacing w:before="100" w:beforeAutospacing="1" w:after="100" w:afterAutospacing="1" w:line="480" w:lineRule="auto"/>
+              <w:ind w:left="0"/>
+              <w:jc w:val="left"/>
+              <w:outlineLvl w:val="1"/>
+              <w:rPr>
+                <w:rFonts w:ascii="Arial" w:eastAsia="Times New Roman" w:hAnsi="Arial" w:cs="Arial"/>
+                <w:b/>
+                <w:bCs/>
+                <w:lang w:val="en-US"/>
+              </w:rPr>
+            </w:pPr>
+            <w:proofErr w:type="spellStart"/>
+            <w:r>
+              <w:rPr>
+                <w:lang w:val="en-US"/>
+              </w:rPr>
+              <w:t>Contando</w:t>
+            </w:r>
+            <w:proofErr w:type="spellEnd"/>
+            <w:r>
+              <w:rPr>
+                <w:lang w:val="en-US"/>
+              </w:rPr>
+              <w:t xml:space="preserve"> PELLET_EATEN y POWER_UP_COLLECTED </w:t>
+            </w:r>
+            <w:proofErr w:type="spellStart"/>
+            <w:r>
+              <w:rPr>
+                <w:lang w:val="en-US"/>
+              </w:rPr>
+              <w:t>por</w:t>
+            </w:r>
+            <w:proofErr w:type="spellEnd"/>
+            <w:r>
+              <w:rPr>
+                <w:lang w:val="en-US"/>
+              </w:rPr>
+              <w:t xml:space="preserve"> </w:t>
+            </w:r>
+            <w:proofErr w:type="spellStart"/>
+            <w:r>
+              <w:rPr>
+                <w:lang w:val="en-US"/>
+              </w:rPr>
+              <w:t>separado</w:t>
+            </w:r>
+            <w:proofErr w:type="spellEnd"/>
+            <w:r>
+              <w:rPr>
+                <w:lang w:val="en-US"/>
+              </w:rPr>
+              <w:t>.</w:t>
+            </w:r>
+          </w:p>
+        </w:tc>
+      </w:tr>
+      <w:tr>
+        <w:tc>
+          <w:tcPr>
+            <w:tcW w:w="4135" w:type="dxa"/>
+            <w:vAlign w:val="center"/>
+          </w:tcPr>
+          <w:p>
+            <w:pPr>
+              <w:pStyle w:val="ListParagraph"/>
+              <w:spacing w:before="100" w:beforeAutospacing="1" w:after="100" w:afterAutospacing="1" w:line="480" w:lineRule="auto"/>
+              <w:ind w:left="0"/>
+              <w:jc w:val="left"/>
+              <w:outlineLvl w:val="1"/>
+              <w:rPr>
+                <w:rFonts w:ascii="Arial" w:eastAsia="Times New Roman" w:hAnsi="Arial" w:cs="Arial"/>
+                <w:b/>
+                <w:bCs/>
+              </w:rPr>
+            </w:pPr>
+            <w:r>
+              <w:t>Fantasmas consumidos</w:t>
+            </w:r>
+          </w:p>
+        </w:tc>
+        <w:tc>
+          <w:tcPr>
+            <w:tcW w:w="4135" w:type="dxa"/>
+            <w:vAlign w:val="center"/>
+          </w:tcPr>
+          <w:p>
+            <w:pPr>
+              <w:pStyle w:val="ListParagraph"/>
+              <w:spacing w:before="100" w:beforeAutospacing="1" w:after="100" w:afterAutospacing="1" w:line="480" w:lineRule="auto"/>
+              <w:ind w:left="0"/>
+              <w:jc w:val="left"/>
+              <w:outlineLvl w:val="1"/>
+              <w:rPr>
+                <w:rFonts w:ascii="Arial" w:eastAsia="Times New Roman" w:hAnsi="Arial" w:cs="Arial"/>
+                <w:b/>
+                <w:bCs/>
+              </w:rPr>
+            </w:pPr>
+            <w:r>
+              <w:t>Contando GHOST_EATEN por jugador y partida.</w:t>
+            </w:r>
+          </w:p>
+        </w:tc>
+      </w:tr>
+      <w:tr>
+        <w:tc>
+          <w:tcPr>
+            <w:tcW w:w="4135" w:type="dxa"/>
+            <w:vAlign w:val="center"/>
+          </w:tcPr>
+          <w:p>
+            <w:pPr>
+              <w:pStyle w:val="ListParagraph"/>
+              <w:spacing w:before="100" w:beforeAutospacing="1" w:after="100" w:afterAutospacing="1" w:line="480" w:lineRule="auto"/>
+              <w:ind w:left="0"/>
+              <w:jc w:val="left"/>
+              <w:outlineLvl w:val="1"/>
+              <w:rPr>
+                <w:rFonts w:ascii="Arial" w:eastAsia="Times New Roman" w:hAnsi="Arial" w:cs="Arial"/>
+                <w:b/>
+                <w:bCs/>
+              </w:rPr>
+            </w:pPr>
+            <w:r>
+              <w:t>Puntuación total</w:t>
+            </w:r>
+          </w:p>
+        </w:tc>
+        <w:tc>
+          <w:tcPr>
+            <w:tcW w:w="4135" w:type="dxa"/>
+            <w:vAlign w:val="center"/>
+          </w:tcPr>
+          <w:p>
+            <w:pPr>
+              <w:pStyle w:val="ListParagraph"/>
+              <w:spacing w:before="100" w:beforeAutospacing="1" w:after="100" w:afterAutospacing="1" w:line="480" w:lineRule="auto"/>
+              <w:ind w:left="0"/>
+              <w:jc w:val="left"/>
+              <w:outlineLvl w:val="1"/>
+              <w:rPr>
+                <w:rFonts w:ascii="Arial" w:eastAsia="Times New Roman" w:hAnsi="Arial" w:cs="Arial"/>
+                <w:b/>
+                <w:bCs/>
+              </w:rPr>
+            </w:pPr>
+            <w:r>
+              <w:t>Sumando los puntos de las pastillas y los fantasmas según su orden dentro de cada efecto.</w:t>
+            </w:r>
+          </w:p>
+        </w:tc>
+      </w:tr>
+      <w:tr>
+        <w:tc>
+          <w:tcPr>
+            <w:tcW w:w="4135" w:type="dxa"/>
+            <w:vAlign w:val="center"/>
+          </w:tcPr>
+          <w:p>
+            <w:pPr>
+              <w:pStyle w:val="ListParagraph"/>
+              <w:spacing w:before="100" w:beforeAutospacing="1" w:after="100" w:afterAutospacing="1" w:line="480" w:lineRule="auto"/>
+              <w:ind w:left="0"/>
+              <w:jc w:val="left"/>
+              <w:outlineLvl w:val="1"/>
+              <w:rPr>
+                <w:rFonts w:ascii="Arial" w:eastAsia="Times New Roman" w:hAnsi="Arial" w:cs="Arial"/>
+                <w:b/>
+                <w:bCs/>
+              </w:rPr>
+            </w:pPr>
+            <w:r>
+              <w:t>Vidas perdidas y restantes</w:t>
+            </w:r>
+          </w:p>
+        </w:tc>
+        <w:tc>
+          <w:tcPr>
+            <w:tcW w:w="4135" w:type="dxa"/>
+            <w:vAlign w:val="center"/>
+          </w:tcPr>
+          <w:p>
+            <w:pPr>
+              <w:pStyle w:val="ListParagraph"/>
+              <w:spacing w:before="100" w:beforeAutospacing="1" w:after="100" w:afterAutospacing="1" w:line="480" w:lineRule="auto"/>
+              <w:ind w:left="0"/>
+              <w:jc w:val="left"/>
+              <w:outlineLvl w:val="1"/>
+              <w:rPr>
+                <w:rFonts w:ascii="Arial" w:eastAsia="Times New Roman" w:hAnsi="Arial" w:cs="Arial"/>
+                <w:b/>
+                <w:bCs/>
+              </w:rPr>
+            </w:pPr>
+            <w:r>
+              <w:t xml:space="preserve">Contando LIFE_LOST y restando ese total de </w:t>
+            </w:r>
+            <w:proofErr w:type="spellStart"/>
+            <w:r>
+              <w:t>initialLives</w:t>
+            </w:r>
+            <w:proofErr w:type="spellEnd"/>
+            <w:r>
+              <w:t>.</w:t>
+            </w:r>
+          </w:p>
+        </w:tc>
+      </w:tr>
+      <w:tr>
+        <w:tc>
+          <w:tcPr>
+            <w:tcW w:w="4135" w:type="dxa"/>
+            <w:vAlign w:val="center"/>
+          </w:tcPr>
+          <w:p>
+            <w:pPr>
+              <w:pStyle w:val="ListParagraph"/>
+              <w:spacing w:before="100" w:beforeAutospacing="1" w:after="100" w:afterAutospacing="1" w:line="480" w:lineRule="auto"/>
+              <w:ind w:left="0"/>
+              <w:jc w:val="left"/>
+              <w:outlineLvl w:val="1"/>
+              <w:rPr>
+                <w:rFonts w:ascii="Arial" w:eastAsia="Times New Roman" w:hAnsi="Arial" w:cs="Arial"/>
+                <w:b/>
+                <w:bCs/>
+              </w:rPr>
+            </w:pPr>
+            <w:r>
+              <w:t>Niveles completados</w:t>
+            </w:r>
+          </w:p>
+        </w:tc>
+        <w:tc>
+          <w:tcPr>
+            <w:tcW w:w="4135" w:type="dxa"/>
+            <w:vAlign w:val="center"/>
+          </w:tcPr>
+          <w:p>
+            <w:pPr>
+              <w:pStyle w:val="ListParagraph"/>
+              <w:spacing w:before="100" w:beforeAutospacing="1" w:after="100" w:afterAutospacing="1" w:line="480" w:lineRule="auto"/>
+              <w:ind w:left="0"/>
+              <w:jc w:val="left"/>
+              <w:outlineLvl w:val="1"/>
+              <w:rPr>
+                <w:rFonts w:ascii="Arial" w:eastAsia="Times New Roman" w:hAnsi="Arial" w:cs="Arial"/>
+                <w:b/>
+                <w:bCs/>
+              </w:rPr>
+            </w:pPr>
+            <w:r>
+              <w:t>Contando LEVEL_COMPLETED.</w:t>
+            </w:r>
+          </w:p>
+        </w:tc>
+      </w:tr>
+      <w:tr>
+        <w:tc>
+          <w:tcPr>
+            <w:tcW w:w="4135" w:type="dxa"/>
+            <w:vAlign w:val="center"/>
+          </w:tcPr>
+          <w:p>
+            <w:pPr>
+              <w:pStyle w:val="ListParagraph"/>
+              <w:spacing w:before="100" w:beforeAutospacing="1" w:after="100" w:afterAutospacing="1" w:line="480" w:lineRule="auto"/>
+              <w:ind w:left="0"/>
+              <w:jc w:val="left"/>
+              <w:outlineLvl w:val="1"/>
+              <w:rPr>
+                <w:rFonts w:ascii="Arial" w:eastAsia="Times New Roman" w:hAnsi="Arial" w:cs="Arial"/>
+                <w:b/>
+                <w:bCs/>
+              </w:rPr>
+            </w:pPr>
+            <w:r>
+              <w:t>Duración de la partida</w:t>
+            </w:r>
+          </w:p>
+        </w:tc>
+        <w:tc>
+          <w:tcPr>
+            <w:tcW w:w="4135" w:type="dxa"/>
+            <w:vAlign w:val="center"/>
+          </w:tcPr>
+          <w:p>
+            <w:pPr>
+              <w:pStyle w:val="ListParagraph"/>
+              <w:spacing w:before="100" w:beforeAutospacing="1" w:after="100" w:afterAutospacing="1" w:line="480" w:lineRule="auto"/>
+              <w:ind w:left="0"/>
+              <w:jc w:val="left"/>
+              <w:outlineLvl w:val="1"/>
+              <w:rPr>
+                <w:rFonts w:ascii="Arial" w:eastAsia="Times New Roman" w:hAnsi="Arial" w:cs="Arial"/>
+                <w:b/>
+                <w:bCs/>
+              </w:rPr>
+            </w:pPr>
+            <w:r>
+              <w:t>Calculando la diferencia entre MATCH_STARTED y MATCH_FINISHED.</w:t>
+            </w:r>
+          </w:p>
+        </w:tc>
+      </w:tr>
+      <w:tr>
+        <w:tc>
+          <w:tcPr>
+            <w:tcW w:w="4135" w:type="dxa"/>
+            <w:vAlign w:val="center"/>
+          </w:tcPr>
+          <w:p>
+            <w:pPr>
+              <w:pStyle w:val="ListParagraph"/>
+              <w:spacing w:before="100" w:beforeAutospacing="1" w:after="100" w:afterAutospacing="1" w:line="480" w:lineRule="auto"/>
+              <w:ind w:left="0"/>
+              <w:jc w:val="left"/>
+              <w:outlineLvl w:val="1"/>
+              <w:rPr>
+                <w:rFonts w:ascii="Arial" w:eastAsia="Times New Roman" w:hAnsi="Arial" w:cs="Arial"/>
+                <w:b/>
+                <w:bCs/>
+              </w:rPr>
+            </w:pPr>
+            <w:r>
+              <w:t>Fantasmas por pastilla de poder</w:t>
+            </w:r>
+          </w:p>
+        </w:tc>
+        <w:tc>
+          <w:tcPr>
+            <w:tcW w:w="4135" w:type="dxa"/>
+            <w:vAlign w:val="center"/>
+          </w:tcPr>
+          <w:p>
+            <w:pPr>
+              <w:pStyle w:val="ListParagraph"/>
+              <w:spacing w:before="100" w:beforeAutospacing="1" w:after="100" w:afterAutospacing="1" w:line="480" w:lineRule="auto"/>
+              <w:ind w:left="0"/>
+              <w:jc w:val="left"/>
+              <w:outlineLvl w:val="1"/>
+              <w:rPr>
+                <w:rFonts w:ascii="Arial" w:eastAsia="Times New Roman" w:hAnsi="Arial" w:cs="Arial"/>
+                <w:b/>
+                <w:bCs/>
+              </w:rPr>
+            </w:pPr>
+            <w:r>
+              <w:t xml:space="preserve">Agrupando GHOST_EATEN por </w:t>
+            </w:r>
+            <w:proofErr w:type="spellStart"/>
+            <w:r>
+              <w:t>powerUpEventId</w:t>
+            </w:r>
+            <w:proofErr w:type="spellEnd"/>
+            <w:r>
+              <w:t>, incluyendo efectos sin capturas.</w:t>
+            </w:r>
+          </w:p>
+        </w:tc>
+      </w:tr>
+      <w:tr>
+        <w:tc>
+          <w:tcPr>
+            <w:tcW w:w="4135" w:type="dxa"/>
+            <w:vAlign w:val="center"/>
+          </w:tcPr>
+          <w:p>
+            <w:pPr>
+              <w:pStyle w:val="ListParagraph"/>
+              <w:spacing w:before="100" w:beforeAutospacing="1" w:after="100" w:afterAutospacing="1" w:line="480" w:lineRule="auto"/>
+              <w:ind w:left="0"/>
+              <w:jc w:val="left"/>
+              <w:outlineLvl w:val="1"/>
+              <w:rPr>
+                <w:rFonts w:ascii="Arial" w:eastAsia="Times New Roman" w:hAnsi="Arial" w:cs="Arial"/>
+                <w:b/>
+                <w:bCs/>
+              </w:rPr>
+            </w:pPr>
+            <w:r>
+              <w:lastRenderedPageBreak/>
+              <w:t>Puntuación acumulada y mejor puntuación por jugador</w:t>
+            </w:r>
+          </w:p>
+        </w:tc>
+        <w:tc>
+          <w:tcPr>
+            <w:tcW w:w="4135" w:type="dxa"/>
+            <w:vAlign w:val="center"/>
+          </w:tcPr>
+          <w:p>
+            <w:pPr>
+              <w:pStyle w:val="ListParagraph"/>
+              <w:spacing w:before="100" w:beforeAutospacing="1" w:after="100" w:afterAutospacing="1" w:line="480" w:lineRule="auto"/>
+              <w:ind w:left="0"/>
+              <w:jc w:val="left"/>
+              <w:outlineLvl w:val="1"/>
+              <w:rPr>
+                <w:rFonts w:ascii="Arial" w:eastAsia="Times New Roman" w:hAnsi="Arial" w:cs="Arial"/>
+                <w:b/>
+                <w:bCs/>
+              </w:rPr>
+            </w:pPr>
+            <w:r>
+              <w:t>Sumando los resultados de sus partidas y seleccionando la mayor puntuación.</w:t>
+            </w:r>
+          </w:p>
+        </w:tc>
+      </w:tr>
+    </w:tbl>
+    <w:p>
+      <w:pPr>
+        <w:pStyle w:val="ListParagraph"/>
+        <w:spacing w:before="240" w:line="480" w:lineRule="auto"/>
+        <w:ind w:left="1080" w:firstLine="360"/>
+        <w:outlineLvl w:val="1"/>
+        <w:rPr>
+          <w:rFonts w:ascii="Arial" w:eastAsia="Times New Roman" w:hAnsi="Arial" w:cs="Arial"/>
+        </w:rPr>
+      </w:pPr>
+      <w:r>
+        <w:rPr>
+          <w:rFonts w:ascii="Arial" w:eastAsia="Times New Roman" w:hAnsi="Arial" w:cs="Arial"/>
+        </w:rPr>
+        <w:t xml:space="preserve">Se detectará una cadena de fantasmas cuando el jugador consuma al menos tres fantasmas distintos durante el efecto de una misma pastilla de poder. Los eventos deberán compartir </w:t>
+      </w:r>
+      <w:proofErr w:type="spellStart"/>
+      <w:r>
+        <w:rPr>
+          <w:rFonts w:ascii="Arial" w:eastAsia="Times New Roman" w:hAnsi="Arial" w:cs="Arial"/>
+        </w:rPr>
+        <w:t>powerUpEventId</w:t>
+      </w:r>
+      <w:proofErr w:type="spellEnd"/>
+      <w:r>
+        <w:rPr>
+          <w:rFonts w:ascii="Arial" w:eastAsia="Times New Roman" w:hAnsi="Arial" w:cs="Arial"/>
+        </w:rPr>
+        <w:t xml:space="preserve"> y ocurrir antes de que el efecto expire o sea interrumpido. Se registrará una sola detección por efecto, aunque se consuma un cuarto fantasma.</w:t>
       </w:r>
     </w:p>
     <w:p>
@@ -6584,6 +8138,30 @@
         </w:rPr>
         <w:t>También se enviarán eventos intercalados de partidas de diferentes juegos, con tiempos superpuestos, para demostrar que el sistema puede procesarlas en paralelo.</w:t>
       </w:r>
+    </w:p>
+    <w:p>
+      <w:pPr>
+        <w:pStyle w:val="ListParagraph"/>
+        <w:spacing w:before="100" w:beforeAutospacing="1" w:after="100" w:afterAutospacing="1" w:line="480" w:lineRule="auto"/>
+        <w:ind w:left="1080" w:firstLine="360"/>
+        <w:jc w:val="left"/>
+        <w:outlineLvl w:val="1"/>
+        <w:rPr>
+          <w:rFonts w:ascii="Arial" w:eastAsia="Times New Roman" w:hAnsi="Arial" w:cs="Arial"/>
+        </w:rPr>
+      </w:pPr>
+    </w:p>
+    <w:p>
+      <w:pPr>
+        <w:pStyle w:val="ListParagraph"/>
+        <w:spacing w:before="100" w:beforeAutospacing="1" w:after="100" w:afterAutospacing="1" w:line="480" w:lineRule="auto"/>
+        <w:ind w:left="1080" w:firstLine="360"/>
+        <w:jc w:val="left"/>
+        <w:outlineLvl w:val="1"/>
+        <w:rPr>
+          <w:rFonts w:ascii="Arial" w:eastAsia="Times New Roman" w:hAnsi="Arial" w:cs="Arial"/>
+        </w:rPr>
+      </w:pPr>
     </w:p>
     <w:tbl>
       <w:tblPr>
@@ -6760,6 +8338,7 @@
               </w:rPr>
             </w:pPr>
             <w:r>
+              <w:lastRenderedPageBreak/>
               <w:t>Carreras</w:t>
             </w:r>
           </w:p>
@@ -6782,6 +8361,49 @@
             </w:pPr>
             <w:r>
               <w:t>Tiempos variados, paradas, sanciones de tiempo y posiciones, y situaciones con y sin remontada.</w:t>
+            </w:r>
+          </w:p>
+        </w:tc>
+      </w:tr>
+      <w:tr>
+        <w:tc>
+          <w:tcPr>
+            <w:tcW w:w="1395" w:type="dxa"/>
+            <w:vAlign w:val="center"/>
+          </w:tcPr>
+          <w:p>
+            <w:pPr>
+              <w:pStyle w:val="ListParagraph"/>
+              <w:spacing w:before="100" w:beforeAutospacing="1" w:after="100" w:afterAutospacing="1" w:line="480" w:lineRule="auto"/>
+              <w:ind w:left="0"/>
+              <w:jc w:val="left"/>
+              <w:outlineLvl w:val="1"/>
+            </w:pPr>
+            <w:proofErr w:type="spellStart"/>
+            <w:r>
+              <w:t>Pac</w:t>
+            </w:r>
+            <w:proofErr w:type="spellEnd"/>
+            <w:r>
+              <w:t>-Man</w:t>
+            </w:r>
+          </w:p>
+        </w:tc>
+        <w:tc>
+          <w:tcPr>
+            <w:tcW w:w="6875" w:type="dxa"/>
+            <w:vAlign w:val="center"/>
+          </w:tcPr>
+          <w:p>
+            <w:pPr>
+              <w:pStyle w:val="ListParagraph"/>
+              <w:spacing w:before="100" w:beforeAutospacing="1" w:after="100" w:afterAutospacing="1" w:line="480" w:lineRule="auto"/>
+              <w:ind w:left="0"/>
+              <w:jc w:val="left"/>
+              <w:outlineLvl w:val="1"/>
+            </w:pPr>
+            <w:r>
+              <w:t>Pastillas normales y de poder, efectos sin fantasmas, cadenas de tres y cuatro fantasmas, expiración del poder, pérdida de vidas y avance de niveles.</w:t>
             </w:r>
           </w:p>
         </w:tc>
@@ -6818,7 +8440,13 @@
         <w:rPr>
           <w:rFonts w:ascii="Arial" w:eastAsia="Times New Roman" w:hAnsi="Arial" w:cs="Arial"/>
         </w:rPr>
-        <w:t>Se prepararán, por separado, eventos inválidos para comprobar el manejo de errores: campos faltantes, duplicados, referencias inexistentes, acciones después de una quinta falta y salidas de boxes sin entrada previa.</w:t>
+        <w:t>Se prepararán, por separado, eventos inválidos para comprobar el manejo de errores: campos faltantes, eventos duplicados, referencias inexistentes, acciones sin cumplir las condiciones necesarias, secuencias de eventos incorrectas, valores inconsistentes y acciones realizadas después de una expulsión o de agotar las vidas disponibles</w:t>
+      </w:r>
+      <w:r>
+        <w:rPr>
+          <w:rFonts w:ascii="Arial" w:eastAsia="Times New Roman" w:hAnsi="Arial" w:cs="Arial"/>
+        </w:rPr>
+        <w:t>.</w:t>
       </w:r>
     </w:p>
     <w:p>
@@ -6843,7 +8471,6 @@
           <w:b/>
           <w:bCs/>
         </w:rPr>
-        <w:lastRenderedPageBreak/>
         <w:t>Organización del procesamiento</w:t>
       </w:r>
     </w:p>
@@ -6906,6 +8533,7 @@
         <w:rPr>
           <w:rFonts w:ascii="Arial" w:eastAsia="Times New Roman" w:hAnsi="Arial" w:cs="Arial"/>
         </w:rPr>
+        <w:lastRenderedPageBreak/>
         <w:t>También analizará secuencias de eventos para detectar situaciones como presión de tiempo en ajedrez, rachas de anotación en baloncesto y remontadas en carreras. Finalmente, generará resultados en formato JSON para que puedan consultarse, almacenarse o presentarse.</w:t>
       </w:r>
     </w:p>
@@ -6936,7 +8564,7 @@
   <w:abstractNum w:abstractNumId="0" w15:restartNumberingAfterBreak="0">
     <w:nsid w:val="14152D0D"/>
     <w:multiLevelType w:val="multilevel"/>
-    <w:tmpl w:val="46FE09C0"/>
+    <w:tmpl w:val="F228AF04"/>
     <w:lvl w:ilvl="0">
       <w:start w:val="1"/>
       <w:numFmt w:val="decimal"/>
@@ -6964,6 +8592,8 @@
       </w:pPr>
       <w:rPr>
         <w:rFonts w:hint="default"/>
+        <w:b/>
+        <w:bCs/>
         <w:sz w:val="24"/>
         <w:szCs w:val="24"/>
       </w:rPr>
